--- a/docs/factsheets/f-trigonometricidentities-radians.docx
+++ b/docs/factsheets/f-trigonometricidentities-radians.docx
@@ -52,7 +52,7 @@
         </w:rPr>
         <w:t xml:space="preserve"> </w:t>
       </w:r>
-      <w:hyperlink r:id="rId20">
+      <w:hyperlink r:id="rId9">
         <w:r>
           <w:rPr>
             <w:rStyle w:val="Hyperlink"/>
@@ -88,7 +88,7 @@
         </w:rPr>
         <w:t xml:space="preserve"> </w:t>
       </w:r>
-      <w:hyperlink r:id="rId21">
+      <w:hyperlink r:id="rId10">
         <w:r>
           <w:rPr>
             <w:rStyle w:val="Hyperlink"/>
@@ -106,7 +106,7 @@
         <w:t xml:space="preserve">.</w:t>
       </w:r>
     </w:p>
-    <w:bookmarkStart w:id="22" w:name="trigonometric-identities"/>
+    <w:bookmarkStart w:id="11" w:name="trigonometric-identities"/>
     <w:p>
       <w:pPr>
         <w:pStyle w:val="Heading2"/>
@@ -163,8 +163,8 @@
         </m:r>
         <m:r>
           <m:rPr>
+            <m:scr m:val="double-struck"/>
             <m:sty m:val="p"/>
-            <m:scr m:val="double-struck"/>
           </m:rPr>
           <m:t>Z</m:t>
         </m:r>
@@ -182,398 +182,398 @@
           <m:jc m:val="center"/>
         </m:oMathParaPr>
         <m:oMath>
-          <m:m>
-            <m:mPr>
-              <m:baseJc m:val="center"/>
-              <m:plcHide m:val="on"/>
-              <m:mcs>
-                <m:mc>
-                  <m:mcPr>
-                    <m:mcJc m:val="right"/>
-                    <m:count m:val="1"/>
-                  </m:mcPr>
-                </m:mc>
-                <m:mc>
-                  <m:mcPr>
-                    <m:mcJc m:val="left"/>
-                    <m:count m:val="1"/>
-                  </m:mcPr>
-                </m:mc>
-              </m:mcs>
-            </m:mPr>
-            <m:mr>
-              <m:e>
-                <m:r>
-                  <m:rPr>
-                    <m:sty m:val="p"/>
-                  </m:rPr>
-                  <m:t>cos</m:t>
-                </m:r>
-                <m:d>
-                  <m:dPr>
-                    <m:begChr m:val="("/>
-                    <m:sepChr m:val=""/>
-                    <m:endChr m:val=")"/>
-                    <m:grow/>
-                  </m:dPr>
-                  <m:e>
-                    <m:r>
-                      <m:rPr>
-                        <m:sty m:val="p"/>
-                      </m:rPr>
-                      <m:t>−</m:t>
-                    </m:r>
-                    <m:r>
-                      <m:t>θ</m:t>
-                    </m:r>
-                  </m:e>
-                </m:d>
-              </m:e>
-              <m:e>
-                <m:r>
-                  <m:rPr>
-                    <m:sty m:val="p"/>
-                  </m:rPr>
-                  <m:t>=</m:t>
-                </m:r>
-                <m:r>
-                  <m:rPr>
-                    <m:sty m:val="p"/>
-                  </m:rPr>
-                  <m:t>cos</m:t>
-                </m:r>
-                <m:d>
-                  <m:dPr>
-                    <m:begChr m:val="("/>
-                    <m:sepChr m:val=""/>
-                    <m:endChr m:val=")"/>
-                    <m:grow/>
-                  </m:dPr>
-                  <m:e>
-                    <m:r>
-                      <m:t>θ</m:t>
-                    </m:r>
-                  </m:e>
-                </m:d>
-              </m:e>
-            </m:mr>
-            <m:mr>
-              <m:e>
-                <m:r>
-                  <m:rPr>
-                    <m:sty m:val="p"/>
-                  </m:rPr>
-                  <m:t>sin</m:t>
-                </m:r>
-                <m:d>
-                  <m:dPr>
-                    <m:begChr m:val="("/>
-                    <m:sepChr m:val=""/>
-                    <m:endChr m:val=")"/>
-                    <m:grow/>
-                  </m:dPr>
-                  <m:e>
-                    <m:r>
-                      <m:rPr>
-                        <m:sty m:val="p"/>
-                      </m:rPr>
-                      <m:t>−</m:t>
-                    </m:r>
-                    <m:r>
-                      <m:t>θ</m:t>
-                    </m:r>
-                  </m:e>
-                </m:d>
-              </m:e>
-              <m:e>
-                <m:r>
-                  <m:rPr>
-                    <m:sty m:val="p"/>
-                  </m:rPr>
-                  <m:t>=</m:t>
-                </m:r>
-                <m:r>
-                  <m:rPr>
-                    <m:sty m:val="p"/>
-                  </m:rPr>
-                  <m:t>−</m:t>
-                </m:r>
-                <m:r>
-                  <m:rPr>
-                    <m:sty m:val="p"/>
-                  </m:rPr>
-                  <m:t>sin</m:t>
-                </m:r>
-                <m:d>
-                  <m:dPr>
-                    <m:begChr m:val="("/>
-                    <m:sepChr m:val=""/>
-                    <m:endChr m:val=")"/>
-                    <m:grow/>
-                  </m:dPr>
-                  <m:e>
-                    <m:r>
-                      <m:t>θ</m:t>
-                    </m:r>
-                  </m:e>
-                </m:d>
-              </m:e>
-            </m:mr>
-            <m:mr>
-              <m:e>
-                <m:r>
-                  <m:rPr>
-                    <m:sty m:val="p"/>
-                  </m:rPr>
-                  <m:t>tan</m:t>
-                </m:r>
-                <m:d>
-                  <m:dPr>
-                    <m:begChr m:val="("/>
-                    <m:sepChr m:val=""/>
-                    <m:endChr m:val=")"/>
-                    <m:grow/>
-                  </m:dPr>
-                  <m:e>
-                    <m:r>
-                      <m:rPr>
-                        <m:sty m:val="p"/>
-                      </m:rPr>
-                      <m:t>−</m:t>
-                    </m:r>
-                    <m:r>
-                      <m:t>θ</m:t>
-                    </m:r>
-                  </m:e>
-                </m:d>
-              </m:e>
-              <m:e>
-                <m:r>
-                  <m:rPr>
-                    <m:sty m:val="p"/>
-                  </m:rPr>
-                  <m:t>=</m:t>
-                </m:r>
-                <m:r>
-                  <m:rPr>
-                    <m:sty m:val="p"/>
-                  </m:rPr>
-                  <m:t>−</m:t>
-                </m:r>
-                <m:r>
-                  <m:rPr>
-                    <m:sty m:val="p"/>
-                  </m:rPr>
-                  <m:t>tan</m:t>
-                </m:r>
-                <m:d>
-                  <m:dPr>
-                    <m:begChr m:val="("/>
-                    <m:sepChr m:val=""/>
-                    <m:endChr m:val=")"/>
-                    <m:grow/>
-                  </m:dPr>
-                  <m:e>
-                    <m:r>
-                      <m:t>θ</m:t>
-                    </m:r>
-                  </m:e>
-                </m:d>
-              </m:e>
-            </m:mr>
-            <m:mr>
-              <m:e>
-                <m:r>
-                  <m:rPr>
-                    <m:sty m:val="p"/>
-                  </m:rPr>
-                  <m:t>cos</m:t>
-                </m:r>
-                <m:d>
-                  <m:dPr>
-                    <m:begChr m:val="("/>
-                    <m:sepChr m:val=""/>
-                    <m:endChr m:val=")"/>
-                    <m:grow/>
-                  </m:dPr>
-                  <m:e>
-                    <m:r>
-                      <m:t>θ</m:t>
-                    </m:r>
-                    <m:r>
-                      <m:rPr>
-                        <m:sty m:val="p"/>
-                      </m:rPr>
-                      <m:t>+</m:t>
-                    </m:r>
-                    <m:r>
-                      <m:t>2</m:t>
-                    </m:r>
-                    <m:r>
-                      <m:t>k</m:t>
-                    </m:r>
-                    <m:r>
-                      <m:t>π</m:t>
-                    </m:r>
-                  </m:e>
-                </m:d>
-              </m:e>
-              <m:e>
-                <m:r>
-                  <m:rPr>
-                    <m:sty m:val="p"/>
-                  </m:rPr>
-                  <m:t>=</m:t>
-                </m:r>
-                <m:r>
-                  <m:rPr>
-                    <m:sty m:val="p"/>
-                  </m:rPr>
-                  <m:t>cos</m:t>
-                </m:r>
-                <m:d>
-                  <m:dPr>
-                    <m:begChr m:val="("/>
-                    <m:sepChr m:val=""/>
-                    <m:endChr m:val=")"/>
-                    <m:grow/>
-                  </m:dPr>
-                  <m:e>
-                    <m:r>
-                      <m:t>θ</m:t>
-                    </m:r>
-                  </m:e>
-                </m:d>
-              </m:e>
-            </m:mr>
-            <m:mr>
-              <m:e>
-                <m:r>
-                  <m:rPr>
-                    <m:sty m:val="p"/>
-                  </m:rPr>
-                  <m:t>sin</m:t>
-                </m:r>
-                <m:d>
-                  <m:dPr>
-                    <m:begChr m:val="("/>
-                    <m:sepChr m:val=""/>
-                    <m:endChr m:val=")"/>
-                    <m:grow/>
-                  </m:dPr>
-                  <m:e>
-                    <m:r>
-                      <m:t>θ</m:t>
-                    </m:r>
-                    <m:r>
-                      <m:rPr>
-                        <m:sty m:val="p"/>
-                      </m:rPr>
-                      <m:t>+</m:t>
-                    </m:r>
-                    <m:r>
-                      <m:t>2</m:t>
-                    </m:r>
-                    <m:r>
-                      <m:t>k</m:t>
-                    </m:r>
-                    <m:r>
-                      <m:t>π</m:t>
-                    </m:r>
-                  </m:e>
-                </m:d>
-              </m:e>
-              <m:e>
-                <m:r>
-                  <m:rPr>
-                    <m:sty m:val="p"/>
-                  </m:rPr>
-                  <m:t>=</m:t>
-                </m:r>
-                <m:r>
-                  <m:rPr>
-                    <m:sty m:val="p"/>
-                  </m:rPr>
-                  <m:t>sin</m:t>
-                </m:r>
-                <m:d>
-                  <m:dPr>
-                    <m:begChr m:val="("/>
-                    <m:sepChr m:val=""/>
-                    <m:endChr m:val=")"/>
-                    <m:grow/>
-                  </m:dPr>
-                  <m:e>
-                    <m:r>
-                      <m:t>θ</m:t>
-                    </m:r>
-                  </m:e>
-                </m:d>
-              </m:e>
-            </m:mr>
-            <m:mr>
-              <m:e>
-                <m:r>
-                  <m:rPr>
-                    <m:sty m:val="p"/>
-                  </m:rPr>
-                  <m:t>tan</m:t>
-                </m:r>
-                <m:d>
-                  <m:dPr>
-                    <m:begChr m:val="("/>
-                    <m:sepChr m:val=""/>
-                    <m:endChr m:val=")"/>
-                    <m:grow/>
-                  </m:dPr>
-                  <m:e>
-                    <m:r>
-                      <m:t>θ</m:t>
-                    </m:r>
-                    <m:r>
-                      <m:rPr>
-                        <m:sty m:val="p"/>
-                      </m:rPr>
-                      <m:t>+</m:t>
-                    </m:r>
-                    <m:r>
-                      <m:t>k</m:t>
-                    </m:r>
-                    <m:r>
-                      <m:t>π</m:t>
-                    </m:r>
-                  </m:e>
-                </m:d>
-              </m:e>
-              <m:e>
-                <m:r>
-                  <m:rPr>
-                    <m:sty m:val="p"/>
-                  </m:rPr>
-                  <m:t>=</m:t>
-                </m:r>
-                <m:r>
-                  <m:rPr>
-                    <m:sty m:val="p"/>
-                  </m:rPr>
-                  <m:t>tan</m:t>
-                </m:r>
-                <m:d>
-                  <m:dPr>
-                    <m:begChr m:val="("/>
-                    <m:sepChr m:val=""/>
-                    <m:endChr m:val=")"/>
-                    <m:grow/>
-                  </m:dPr>
-                  <m:e>
-                    <m:r>
-                      <m:t>θ</m:t>
-                    </m:r>
-                  </m:e>
-                </m:d>
-              </m:e>
-            </m:mr>
-          </m:m>
+          <m:eqArr>
+            <m:e>
+              <m:r>
+                <m:rPr>
+                  <m:sty m:val="p"/>
+                </m:rPr>
+                <m:t>cos</m:t>
+              </m:r>
+              <m:r>
+                <m:rPr>
+                  <m:sty m:val="p"/>
+                </m:rPr>
+                <m:t>(</m:t>
+              </m:r>
+              <m:r>
+                <m:rPr>
+                  <m:sty m:val="p"/>
+                </m:rPr>
+                <m:t>−</m:t>
+              </m:r>
+              <m:r>
+                <m:t>θ</m:t>
+              </m:r>
+              <m:r>
+                <m:rPr>
+                  <m:sty m:val="p"/>
+                </m:rPr>
+                <m:t>)</m:t>
+              </m:r>
+              <m:r>
+                <m:t>&amp;</m:t>
+              </m:r>
+              <m:r>
+                <m:rPr>
+                  <m:sty m:val="p"/>
+                </m:rPr>
+                <m:t>=</m:t>
+              </m:r>
+              <m:r>
+                <m:rPr>
+                  <m:sty m:val="p"/>
+                </m:rPr>
+                <m:t>cos</m:t>
+              </m:r>
+              <m:r>
+                <m:rPr>
+                  <m:sty m:val="p"/>
+                </m:rPr>
+                <m:t>(</m:t>
+              </m:r>
+              <m:r>
+                <m:t>θ</m:t>
+              </m:r>
+              <m:r>
+                <m:rPr>
+                  <m:sty m:val="p"/>
+                </m:rPr>
+                <m:t>)</m:t>
+              </m:r>
+            </m:e>
+            <m:e>
+              <m:r>
+                <m:rPr>
+                  <m:sty m:val="p"/>
+                </m:rPr>
+                <m:t>sin</m:t>
+              </m:r>
+              <m:r>
+                <m:rPr>
+                  <m:sty m:val="p"/>
+                </m:rPr>
+                <m:t>(</m:t>
+              </m:r>
+              <m:r>
+                <m:rPr>
+                  <m:sty m:val="p"/>
+                </m:rPr>
+                <m:t>−</m:t>
+              </m:r>
+              <m:r>
+                <m:t>θ</m:t>
+              </m:r>
+              <m:r>
+                <m:rPr>
+                  <m:sty m:val="p"/>
+                </m:rPr>
+                <m:t>)</m:t>
+              </m:r>
+              <m:r>
+                <m:t>&amp;</m:t>
+              </m:r>
+              <m:r>
+                <m:rPr>
+                  <m:sty m:val="p"/>
+                </m:rPr>
+                <m:t>=</m:t>
+              </m:r>
+              <m:r>
+                <m:rPr>
+                  <m:sty m:val="p"/>
+                </m:rPr>
+                <m:t>−</m:t>
+              </m:r>
+              <m:r>
+                <m:rPr>
+                  <m:sty m:val="p"/>
+                </m:rPr>
+                <m:t>sin</m:t>
+              </m:r>
+              <m:r>
+                <m:rPr>
+                  <m:sty m:val="p"/>
+                </m:rPr>
+                <m:t>(</m:t>
+              </m:r>
+              <m:r>
+                <m:t>θ</m:t>
+              </m:r>
+              <m:r>
+                <m:rPr>
+                  <m:sty m:val="p"/>
+                </m:rPr>
+                <m:t>)</m:t>
+              </m:r>
+            </m:e>
+            <m:e>
+              <m:r>
+                <m:rPr>
+                  <m:sty m:val="p"/>
+                </m:rPr>
+                <m:t>tan</m:t>
+              </m:r>
+              <m:r>
+                <m:rPr>
+                  <m:sty m:val="p"/>
+                </m:rPr>
+                <m:t>(</m:t>
+              </m:r>
+              <m:r>
+                <m:rPr>
+                  <m:sty m:val="p"/>
+                </m:rPr>
+                <m:t>−</m:t>
+              </m:r>
+              <m:r>
+                <m:t>θ</m:t>
+              </m:r>
+              <m:r>
+                <m:rPr>
+                  <m:sty m:val="p"/>
+                </m:rPr>
+                <m:t>)</m:t>
+              </m:r>
+              <m:r>
+                <m:t>&amp;</m:t>
+              </m:r>
+              <m:r>
+                <m:rPr>
+                  <m:sty m:val="p"/>
+                </m:rPr>
+                <m:t>=</m:t>
+              </m:r>
+              <m:r>
+                <m:rPr>
+                  <m:sty m:val="p"/>
+                </m:rPr>
+                <m:t>−</m:t>
+              </m:r>
+              <m:r>
+                <m:rPr>
+                  <m:sty m:val="p"/>
+                </m:rPr>
+                <m:t>tan</m:t>
+              </m:r>
+              <m:r>
+                <m:rPr>
+                  <m:sty m:val="p"/>
+                </m:rPr>
+                <m:t>(</m:t>
+              </m:r>
+              <m:r>
+                <m:t>θ</m:t>
+              </m:r>
+              <m:r>
+                <m:rPr>
+                  <m:sty m:val="p"/>
+                </m:rPr>
+                <m:t>)</m:t>
+              </m:r>
+            </m:e>
+            <m:e>
+              <m:r>
+                <m:rPr>
+                  <m:sty m:val="p"/>
+                </m:rPr>
+                <m:t>cos</m:t>
+              </m:r>
+              <m:r>
+                <m:rPr>
+                  <m:sty m:val="p"/>
+                </m:rPr>
+                <m:t>(</m:t>
+              </m:r>
+              <m:r>
+                <m:t>θ</m:t>
+              </m:r>
+              <m:r>
+                <m:rPr>
+                  <m:sty m:val="p"/>
+                </m:rPr>
+                <m:t>+</m:t>
+              </m:r>
+              <m:r>
+                <m:t>2</m:t>
+              </m:r>
+              <m:r>
+                <m:t>k</m:t>
+              </m:r>
+              <m:r>
+                <m:t>π</m:t>
+              </m:r>
+              <m:r>
+                <m:rPr>
+                  <m:sty m:val="p"/>
+                </m:rPr>
+                <m:t>)</m:t>
+              </m:r>
+              <m:r>
+                <m:t>&amp;</m:t>
+              </m:r>
+              <m:r>
+                <m:rPr>
+                  <m:sty m:val="p"/>
+                </m:rPr>
+                <m:t>=</m:t>
+              </m:r>
+              <m:r>
+                <m:rPr>
+                  <m:sty m:val="p"/>
+                </m:rPr>
+                <m:t>cos</m:t>
+              </m:r>
+              <m:r>
+                <m:rPr>
+                  <m:sty m:val="p"/>
+                </m:rPr>
+                <m:t>(</m:t>
+              </m:r>
+              <m:r>
+                <m:t>θ</m:t>
+              </m:r>
+              <m:r>
+                <m:rPr>
+                  <m:sty m:val="p"/>
+                </m:rPr>
+                <m:t>)</m:t>
+              </m:r>
+            </m:e>
+            <m:e>
+              <m:r>
+                <m:rPr>
+                  <m:sty m:val="p"/>
+                </m:rPr>
+                <m:t>sin</m:t>
+              </m:r>
+              <m:r>
+                <m:rPr>
+                  <m:sty m:val="p"/>
+                </m:rPr>
+                <m:t>(</m:t>
+              </m:r>
+              <m:r>
+                <m:t>θ</m:t>
+              </m:r>
+              <m:r>
+                <m:rPr>
+                  <m:sty m:val="p"/>
+                </m:rPr>
+                <m:t>+</m:t>
+              </m:r>
+              <m:r>
+                <m:t>2</m:t>
+              </m:r>
+              <m:r>
+                <m:t>k</m:t>
+              </m:r>
+              <m:r>
+                <m:t>π</m:t>
+              </m:r>
+              <m:r>
+                <m:rPr>
+                  <m:sty m:val="p"/>
+                </m:rPr>
+                <m:t>)</m:t>
+              </m:r>
+              <m:r>
+                <m:t>&amp;</m:t>
+              </m:r>
+              <m:r>
+                <m:rPr>
+                  <m:sty m:val="p"/>
+                </m:rPr>
+                <m:t>=</m:t>
+              </m:r>
+              <m:r>
+                <m:rPr>
+                  <m:sty m:val="p"/>
+                </m:rPr>
+                <m:t>sin</m:t>
+              </m:r>
+              <m:r>
+                <m:rPr>
+                  <m:sty m:val="p"/>
+                </m:rPr>
+                <m:t>(</m:t>
+              </m:r>
+              <m:r>
+                <m:t>θ</m:t>
+              </m:r>
+              <m:r>
+                <m:rPr>
+                  <m:sty m:val="p"/>
+                </m:rPr>
+                <m:t>)</m:t>
+              </m:r>
+            </m:e>
+            <m:e>
+              <m:r>
+                <m:rPr>
+                  <m:sty m:val="p"/>
+                </m:rPr>
+                <m:t>tan</m:t>
+              </m:r>
+              <m:r>
+                <m:rPr>
+                  <m:sty m:val="p"/>
+                </m:rPr>
+                <m:t>(</m:t>
+              </m:r>
+              <m:r>
+                <m:t>θ</m:t>
+              </m:r>
+              <m:r>
+                <m:rPr>
+                  <m:sty m:val="p"/>
+                </m:rPr>
+                <m:t>+</m:t>
+              </m:r>
+              <m:r>
+                <m:t>k</m:t>
+              </m:r>
+              <m:r>
+                <m:t>π</m:t>
+              </m:r>
+              <m:r>
+                <m:rPr>
+                  <m:sty m:val="p"/>
+                </m:rPr>
+                <m:t>)</m:t>
+              </m:r>
+              <m:r>
+                <m:t>&amp;</m:t>
+              </m:r>
+              <m:r>
+                <m:rPr>
+                  <m:sty m:val="p"/>
+                </m:rPr>
+                <m:t>=</m:t>
+              </m:r>
+              <m:r>
+                <m:rPr>
+                  <m:sty m:val="p"/>
+                </m:rPr>
+                <m:t>tan</m:t>
+              </m:r>
+              <m:r>
+                <m:rPr>
+                  <m:sty m:val="p"/>
+                </m:rPr>
+                <m:t>(</m:t>
+              </m:r>
+              <m:r>
+                <m:t>θ</m:t>
+              </m:r>
+              <m:r>
+                <m:rPr>
+                  <m:sty m:val="p"/>
+                </m:rPr>
+                <m:t>)</m:t>
+              </m:r>
+            </m:e>
+          </m:eqArr>
         </m:oMath>
       </m:oMathPara>
     </w:p>
@@ -614,257 +614,248 @@
           <m:jc m:val="center"/>
         </m:oMathParaPr>
         <m:oMath>
-          <m:m>
-            <m:mPr>
-              <m:baseJc m:val="center"/>
-              <m:plcHide m:val="on"/>
-              <m:mcs>
-                <m:mc>
-                  <m:mcPr>
-                    <m:mcJc m:val="right"/>
-                    <m:count m:val="1"/>
-                  </m:mcPr>
-                </m:mc>
-                <m:mc>
-                  <m:mcPr>
-                    <m:mcJc m:val="left"/>
-                    <m:count m:val="1"/>
-                  </m:mcPr>
-                </m:mc>
-              </m:mcs>
-            </m:mPr>
-            <m:mr>
-              <m:e>
-                <m:sSup>
-                  <m:e>
-                    <m:r>
-                      <m:rPr>
-                        <m:sty m:val="p"/>
-                      </m:rPr>
-                      <m:t>cos</m:t>
-                    </m:r>
-                  </m:e>
-                  <m:sup>
-                    <m:r>
-                      <m:t>2</m:t>
-                    </m:r>
-                  </m:sup>
-                </m:sSup>
-                <m:d>
-                  <m:dPr>
-                    <m:begChr m:val="("/>
-                    <m:sepChr m:val=""/>
-                    <m:endChr m:val=")"/>
-                    <m:grow/>
-                  </m:dPr>
-                  <m:e>
-                    <m:r>
-                      <m:t>θ</m:t>
-                    </m:r>
-                  </m:e>
-                </m:d>
-                <m:r>
-                  <m:rPr>
-                    <m:sty m:val="p"/>
-                  </m:rPr>
-                  <m:t>+</m:t>
-                </m:r>
-                <m:sSup>
-                  <m:e>
-                    <m:r>
-                      <m:rPr>
-                        <m:sty m:val="p"/>
-                      </m:rPr>
-                      <m:t>sin</m:t>
-                    </m:r>
-                  </m:e>
-                  <m:sup>
-                    <m:r>
-                      <m:t>2</m:t>
-                    </m:r>
-                  </m:sup>
-                </m:sSup>
-                <m:d>
-                  <m:dPr>
-                    <m:begChr m:val="("/>
-                    <m:sepChr m:val=""/>
-                    <m:endChr m:val=")"/>
-                    <m:grow/>
-                  </m:dPr>
-                  <m:e>
-                    <m:r>
-                      <m:t>θ</m:t>
-                    </m:r>
-                  </m:e>
-                </m:d>
-              </m:e>
-              <m:e>
-                <m:r>
-                  <m:rPr>
-                    <m:sty m:val="p"/>
-                  </m:rPr>
-                  <m:t>=</m:t>
-                </m:r>
-                <m:r>
-                  <m:t>1</m:t>
-                </m:r>
-              </m:e>
-            </m:mr>
-            <m:mr>
-              <m:e>
-                <m:r>
-                  <m:t>1</m:t>
-                </m:r>
-                <m:r>
-                  <m:rPr>
-                    <m:sty m:val="p"/>
-                  </m:rPr>
-                  <m:t>+</m:t>
-                </m:r>
-                <m:sSup>
-                  <m:e>
-                    <m:r>
-                      <m:rPr>
-                        <m:sty m:val="p"/>
-                      </m:rPr>
-                      <m:t>tan</m:t>
-                    </m:r>
-                  </m:e>
-                  <m:sup>
-                    <m:r>
-                      <m:t>2</m:t>
-                    </m:r>
-                  </m:sup>
-                </m:sSup>
-                <m:d>
-                  <m:dPr>
-                    <m:begChr m:val="("/>
-                    <m:sepChr m:val=""/>
-                    <m:endChr m:val=")"/>
-                    <m:grow/>
-                  </m:dPr>
-                  <m:e>
-                    <m:r>
-                      <m:t>θ</m:t>
-                    </m:r>
-                  </m:e>
-                </m:d>
-              </m:e>
-              <m:e>
-                <m:r>
-                  <m:rPr>
-                    <m:sty m:val="p"/>
-                  </m:rPr>
-                  <m:t>=</m:t>
-                </m:r>
-                <m:sSup>
-                  <m:e>
-                    <m:r>
-                      <m:rPr>
-                        <m:sty m:val="p"/>
-                      </m:rPr>
-                      <m:t>sec</m:t>
-                    </m:r>
-                  </m:e>
-                  <m:sup>
-                    <m:r>
-                      <m:t>2</m:t>
-                    </m:r>
-                  </m:sup>
-                </m:sSup>
-                <m:d>
-                  <m:dPr>
-                    <m:begChr m:val="("/>
-                    <m:sepChr m:val=""/>
-                    <m:endChr m:val=")"/>
-                    <m:grow/>
-                  </m:dPr>
-                  <m:e>
-                    <m:r>
-                      <m:t>θ</m:t>
-                    </m:r>
-                  </m:e>
-                </m:d>
-              </m:e>
-            </m:mr>
-            <m:mr>
-              <m:e>
-                <m:sSup>
-                  <m:e>
-                    <m:r>
-                      <m:rPr>
-                        <m:sty m:val="p"/>
-                      </m:rPr>
-                      <m:t>cot</m:t>
-                    </m:r>
-                  </m:e>
-                  <m:sup>
-                    <m:r>
-                      <m:t>2</m:t>
-                    </m:r>
-                  </m:sup>
-                </m:sSup>
-                <m:d>
-                  <m:dPr>
-                    <m:begChr m:val="("/>
-                    <m:sepChr m:val=""/>
-                    <m:endChr m:val=")"/>
-                    <m:grow/>
-                  </m:dPr>
-                  <m:e>
-                    <m:r>
-                      <m:t>θ</m:t>
-                    </m:r>
-                  </m:e>
-                </m:d>
-                <m:r>
-                  <m:rPr>
-                    <m:sty m:val="p"/>
-                  </m:rPr>
-                  <m:t>+</m:t>
-                </m:r>
-                <m:r>
-                  <m:t>1</m:t>
-                </m:r>
-              </m:e>
-              <m:e>
-                <m:r>
-                  <m:rPr>
-                    <m:sty m:val="p"/>
-                  </m:rPr>
-                  <m:t>=</m:t>
-                </m:r>
-                <m:sSup>
-                  <m:e>
-                    <m:r>
-                      <m:rPr>
-                        <m:sty m:val="p"/>
-                      </m:rPr>
-                      <m:t>csc</m:t>
-                    </m:r>
-                  </m:e>
-                  <m:sup>
-                    <m:r>
-                      <m:t>2</m:t>
-                    </m:r>
-                  </m:sup>
-                </m:sSup>
-                <m:d>
-                  <m:dPr>
-                    <m:begChr m:val="("/>
-                    <m:sepChr m:val=""/>
-                    <m:endChr m:val=")"/>
-                    <m:grow/>
-                  </m:dPr>
-                  <m:e>
-                    <m:r>
-                      <m:t>θ</m:t>
-                    </m:r>
-                  </m:e>
-                </m:d>
-              </m:e>
-            </m:mr>
-          </m:m>
+          <m:eqArr>
+            <m:e>
+              <m:sSup>
+                <m:e>
+                  <m:r>
+                    <m:rPr>
+                      <m:sty m:val="p"/>
+                    </m:rPr>
+                    <m:t>cos</m:t>
+                  </m:r>
+                </m:e>
+                <m:sup>
+                  <m:r>
+                    <m:t>2</m:t>
+                  </m:r>
+                </m:sup>
+              </m:sSup>
+              <m:r>
+                <m:rPr>
+                  <m:sty m:val="p"/>
+                </m:rPr>
+                <m:t>(</m:t>
+              </m:r>
+              <m:r>
+                <m:t>θ</m:t>
+              </m:r>
+              <m:r>
+                <m:rPr>
+                  <m:sty m:val="p"/>
+                </m:rPr>
+                <m:t>)</m:t>
+              </m:r>
+              <m:r>
+                <m:rPr>
+                  <m:sty m:val="p"/>
+                </m:rPr>
+                <m:t>+</m:t>
+              </m:r>
+              <m:sSup>
+                <m:e>
+                  <m:r>
+                    <m:rPr>
+                      <m:sty m:val="p"/>
+                    </m:rPr>
+                    <m:t>sin</m:t>
+                  </m:r>
+                </m:e>
+                <m:sup>
+                  <m:r>
+                    <m:t>2</m:t>
+                  </m:r>
+                </m:sup>
+              </m:sSup>
+              <m:r>
+                <m:rPr>
+                  <m:sty m:val="p"/>
+                </m:rPr>
+                <m:t>(</m:t>
+              </m:r>
+              <m:r>
+                <m:t>θ</m:t>
+              </m:r>
+              <m:r>
+                <m:rPr>
+                  <m:sty m:val="p"/>
+                </m:rPr>
+                <m:t>)</m:t>
+              </m:r>
+              <m:r>
+                <m:t>&amp;</m:t>
+              </m:r>
+              <m:r>
+                <m:rPr>
+                  <m:sty m:val="p"/>
+                </m:rPr>
+                <m:t>=</m:t>
+              </m:r>
+              <m:r>
+                <m:t>1</m:t>
+              </m:r>
+            </m:e>
+            <m:e>
+              <m:r>
+                <m:t>1</m:t>
+              </m:r>
+              <m:r>
+                <m:rPr>
+                  <m:sty m:val="p"/>
+                </m:rPr>
+                <m:t>+</m:t>
+              </m:r>
+              <m:sSup>
+                <m:e>
+                  <m:r>
+                    <m:rPr>
+                      <m:sty m:val="p"/>
+                    </m:rPr>
+                    <m:t>tan</m:t>
+                  </m:r>
+                </m:e>
+                <m:sup>
+                  <m:r>
+                    <m:t>2</m:t>
+                  </m:r>
+                </m:sup>
+              </m:sSup>
+              <m:r>
+                <m:rPr>
+                  <m:sty m:val="p"/>
+                </m:rPr>
+                <m:t>(</m:t>
+              </m:r>
+              <m:r>
+                <m:t>θ</m:t>
+              </m:r>
+              <m:r>
+                <m:rPr>
+                  <m:sty m:val="p"/>
+                </m:rPr>
+                <m:t>)</m:t>
+              </m:r>
+              <m:r>
+                <m:t>&amp;</m:t>
+              </m:r>
+              <m:r>
+                <m:rPr>
+                  <m:sty m:val="p"/>
+                </m:rPr>
+                <m:t>=</m:t>
+              </m:r>
+              <m:sSup>
+                <m:e>
+                  <m:r>
+                    <m:rPr>
+                      <m:sty m:val="p"/>
+                    </m:rPr>
+                    <m:t>sec</m:t>
+                  </m:r>
+                </m:e>
+                <m:sup>
+                  <m:r>
+                    <m:t>2</m:t>
+                  </m:r>
+                </m:sup>
+              </m:sSup>
+              <m:r>
+                <m:rPr>
+                  <m:sty m:val="p"/>
+                </m:rPr>
+                <m:t>(</m:t>
+              </m:r>
+              <m:r>
+                <m:t>θ</m:t>
+              </m:r>
+              <m:r>
+                <m:rPr>
+                  <m:sty m:val="p"/>
+                </m:rPr>
+                <m:t>)</m:t>
+              </m:r>
+            </m:e>
+            <m:e>
+              <m:sSup>
+                <m:e>
+                  <m:r>
+                    <m:rPr>
+                      <m:sty m:val="p"/>
+                    </m:rPr>
+                    <m:t>cot</m:t>
+                  </m:r>
+                </m:e>
+                <m:sup>
+                  <m:r>
+                    <m:t>2</m:t>
+                  </m:r>
+                </m:sup>
+              </m:sSup>
+              <m:r>
+                <m:rPr>
+                  <m:sty m:val="p"/>
+                </m:rPr>
+                <m:t>(</m:t>
+              </m:r>
+              <m:r>
+                <m:t>θ</m:t>
+              </m:r>
+              <m:r>
+                <m:rPr>
+                  <m:sty m:val="p"/>
+                </m:rPr>
+                <m:t>)</m:t>
+              </m:r>
+              <m:r>
+                <m:rPr>
+                  <m:sty m:val="p"/>
+                </m:rPr>
+                <m:t>+</m:t>
+              </m:r>
+              <m:r>
+                <m:t>1</m:t>
+              </m:r>
+              <m:r>
+                <m:t>&amp;</m:t>
+              </m:r>
+              <m:r>
+                <m:rPr>
+                  <m:sty m:val="p"/>
+                </m:rPr>
+                <m:t>=</m:t>
+              </m:r>
+              <m:sSup>
+                <m:e>
+                  <m:r>
+                    <m:rPr>
+                      <m:sty m:val="p"/>
+                    </m:rPr>
+                    <m:t>csc</m:t>
+                  </m:r>
+                </m:e>
+                <m:sup>
+                  <m:r>
+                    <m:t>2</m:t>
+                  </m:r>
+                </m:sup>
+              </m:sSup>
+              <m:r>
+                <m:rPr>
+                  <m:sty m:val="p"/>
+                </m:rPr>
+                <m:t>(</m:t>
+              </m:r>
+              <m:r>
+                <m:t>θ</m:t>
+              </m:r>
+              <m:r>
+                <m:rPr>
+                  <m:sty m:val="p"/>
+                </m:rPr>
+                <m:t>)</m:t>
+              </m:r>
+            </m:e>
+          </m:eqArr>
         </m:oMath>
       </m:oMathPara>
     </w:p>
@@ -917,794 +908,830 @@
           <m:jc m:val="center"/>
         </m:oMathParaPr>
         <m:oMath>
-          <m:m>
-            <m:mPr>
-              <m:baseJc m:val="center"/>
-              <m:plcHide m:val="on"/>
-              <m:mcs>
-                <m:mc>
-                  <m:mcPr>
-                    <m:mcJc m:val="right"/>
-                    <m:count m:val="1"/>
-                  </m:mcPr>
-                </m:mc>
-                <m:mc>
-                  <m:mcPr>
-                    <m:mcJc m:val="left"/>
-                    <m:count m:val="1"/>
-                  </m:mcPr>
-                </m:mc>
-              </m:mcs>
-            </m:mPr>
-            <m:mr>
-              <m:e>
-                <m:r>
-                  <m:rPr>
-                    <m:sty m:val="p"/>
-                  </m:rPr>
-                  <m:t>cos</m:t>
-                </m:r>
-                <m:d>
-                  <m:dPr>
-                    <m:begChr m:val="("/>
-                    <m:sepChr m:val=""/>
-                    <m:endChr m:val=")"/>
-                    <m:grow/>
-                  </m:dPr>
-                  <m:e>
-                    <m:r>
-                      <m:t>α</m:t>
-                    </m:r>
-                    <m:r>
-                      <m:rPr>
-                        <m:sty m:val="p"/>
-                      </m:rPr>
-                      <m:t>+</m:t>
-                    </m:r>
-                    <m:r>
-                      <m:t>β</m:t>
-                    </m:r>
-                  </m:e>
-                </m:d>
-              </m:e>
-              <m:e>
-                <m:r>
-                  <m:rPr>
-                    <m:sty m:val="p"/>
-                  </m:rPr>
-                  <m:t>=</m:t>
-                </m:r>
-                <m:r>
-                  <m:rPr>
-                    <m:sty m:val="p"/>
-                  </m:rPr>
-                  <m:t>cos</m:t>
-                </m:r>
-                <m:d>
-                  <m:dPr>
-                    <m:begChr m:val="("/>
-                    <m:sepChr m:val=""/>
-                    <m:endChr m:val=")"/>
-                    <m:grow/>
-                  </m:dPr>
-                  <m:e>
-                    <m:r>
-                      <m:t>α</m:t>
-                    </m:r>
-                  </m:e>
-                </m:d>
-                <m:r>
-                  <m:rPr>
-                    <m:sty m:val="p"/>
-                  </m:rPr>
-                  <m:t>cos</m:t>
-                </m:r>
-                <m:d>
-                  <m:dPr>
-                    <m:begChr m:val="("/>
-                    <m:sepChr m:val=""/>
-                    <m:endChr m:val=")"/>
-                    <m:grow/>
-                  </m:dPr>
-                  <m:e>
-                    <m:r>
-                      <m:t>β</m:t>
-                    </m:r>
-                  </m:e>
-                </m:d>
-                <m:r>
-                  <m:rPr>
-                    <m:sty m:val="p"/>
-                  </m:rPr>
-                  <m:t>−</m:t>
-                </m:r>
-                <m:r>
-                  <m:rPr>
-                    <m:sty m:val="p"/>
-                  </m:rPr>
-                  <m:t>sin</m:t>
-                </m:r>
-                <m:d>
-                  <m:dPr>
-                    <m:begChr m:val="("/>
-                    <m:sepChr m:val=""/>
-                    <m:endChr m:val=")"/>
-                    <m:grow/>
-                  </m:dPr>
-                  <m:e>
-                    <m:r>
-                      <m:t>α</m:t>
-                    </m:r>
-                  </m:e>
-                </m:d>
-                <m:r>
-                  <m:rPr>
-                    <m:sty m:val="p"/>
-                  </m:rPr>
-                  <m:t>sin</m:t>
-                </m:r>
-                <m:d>
-                  <m:dPr>
-                    <m:begChr m:val="("/>
-                    <m:sepChr m:val=""/>
-                    <m:endChr m:val=")"/>
-                    <m:grow/>
-                  </m:dPr>
-                  <m:e>
-                    <m:r>
-                      <m:t>β</m:t>
-                    </m:r>
-                  </m:e>
-                </m:d>
-              </m:e>
-            </m:mr>
-            <m:mr>
-              <m:e>
-                <m:r>
-                  <m:rPr>
-                    <m:sty m:val="p"/>
-                  </m:rPr>
-                  <m:t>cos</m:t>
-                </m:r>
-                <m:d>
-                  <m:dPr>
-                    <m:begChr m:val="("/>
-                    <m:sepChr m:val=""/>
-                    <m:endChr m:val=")"/>
-                    <m:grow/>
-                  </m:dPr>
-                  <m:e>
-                    <m:r>
-                      <m:t>α</m:t>
-                    </m:r>
-                    <m:r>
-                      <m:rPr>
-                        <m:sty m:val="p"/>
-                      </m:rPr>
-                      <m:t>−</m:t>
-                    </m:r>
-                    <m:r>
-                      <m:t>β</m:t>
-                    </m:r>
-                  </m:e>
-                </m:d>
-              </m:e>
-              <m:e>
-                <m:r>
-                  <m:rPr>
-                    <m:sty m:val="p"/>
-                  </m:rPr>
-                  <m:t>=</m:t>
-                </m:r>
-                <m:r>
-                  <m:rPr>
-                    <m:sty m:val="p"/>
-                  </m:rPr>
-                  <m:t>cos</m:t>
-                </m:r>
-                <m:d>
-                  <m:dPr>
-                    <m:begChr m:val="("/>
-                    <m:sepChr m:val=""/>
-                    <m:endChr m:val=")"/>
-                    <m:grow/>
-                  </m:dPr>
-                  <m:e>
-                    <m:r>
-                      <m:t>α</m:t>
-                    </m:r>
-                  </m:e>
-                </m:d>
-                <m:r>
-                  <m:rPr>
-                    <m:sty m:val="p"/>
-                  </m:rPr>
-                  <m:t>cos</m:t>
-                </m:r>
-                <m:d>
-                  <m:dPr>
-                    <m:begChr m:val="("/>
-                    <m:sepChr m:val=""/>
-                    <m:endChr m:val=")"/>
-                    <m:grow/>
-                  </m:dPr>
-                  <m:e>
-                    <m:r>
-                      <m:t>β</m:t>
-                    </m:r>
-                  </m:e>
-                </m:d>
-                <m:r>
-                  <m:rPr>
-                    <m:sty m:val="p"/>
-                  </m:rPr>
-                  <m:t>+</m:t>
-                </m:r>
-                <m:r>
-                  <m:rPr>
-                    <m:sty m:val="p"/>
-                  </m:rPr>
-                  <m:t>sin</m:t>
-                </m:r>
-                <m:d>
-                  <m:dPr>
-                    <m:begChr m:val="("/>
-                    <m:sepChr m:val=""/>
-                    <m:endChr m:val=")"/>
-                    <m:grow/>
-                  </m:dPr>
-                  <m:e>
-                    <m:r>
-                      <m:t>α</m:t>
-                    </m:r>
-                  </m:e>
-                </m:d>
-                <m:r>
-                  <m:rPr>
-                    <m:sty m:val="p"/>
-                  </m:rPr>
-                  <m:t>sin</m:t>
-                </m:r>
-                <m:d>
-                  <m:dPr>
-                    <m:begChr m:val="("/>
-                    <m:sepChr m:val=""/>
-                    <m:endChr m:val=")"/>
-                    <m:grow/>
-                  </m:dPr>
-                  <m:e>
-                    <m:r>
-                      <m:t>β</m:t>
-                    </m:r>
-                  </m:e>
-                </m:d>
-              </m:e>
-            </m:mr>
-            <m:mr>
-              <m:e>
-                <m:r>
-                  <m:rPr>
-                    <m:sty m:val="p"/>
-                  </m:rPr>
-                  <m:t>sin</m:t>
-                </m:r>
-                <m:d>
-                  <m:dPr>
-                    <m:begChr m:val="("/>
-                    <m:sepChr m:val=""/>
-                    <m:endChr m:val=")"/>
-                    <m:grow/>
-                  </m:dPr>
-                  <m:e>
-                    <m:r>
-                      <m:t>α</m:t>
-                    </m:r>
-                    <m:r>
-                      <m:rPr>
-                        <m:sty m:val="p"/>
-                      </m:rPr>
-                      <m:t>+</m:t>
-                    </m:r>
-                    <m:r>
-                      <m:t>β</m:t>
-                    </m:r>
-                  </m:e>
-                </m:d>
-              </m:e>
-              <m:e>
-                <m:r>
-                  <m:rPr>
-                    <m:sty m:val="p"/>
-                  </m:rPr>
-                  <m:t>=</m:t>
-                </m:r>
-                <m:r>
-                  <m:rPr>
-                    <m:sty m:val="p"/>
-                  </m:rPr>
-                  <m:t>sin</m:t>
-                </m:r>
-                <m:d>
-                  <m:dPr>
-                    <m:begChr m:val="("/>
-                    <m:sepChr m:val=""/>
-                    <m:endChr m:val=")"/>
-                    <m:grow/>
-                  </m:dPr>
-                  <m:e>
-                    <m:r>
-                      <m:t>α</m:t>
-                    </m:r>
-                  </m:e>
-                </m:d>
-                <m:r>
-                  <m:rPr>
-                    <m:sty m:val="p"/>
-                  </m:rPr>
-                  <m:t>cos</m:t>
-                </m:r>
-                <m:d>
-                  <m:dPr>
-                    <m:begChr m:val="("/>
-                    <m:sepChr m:val=""/>
-                    <m:endChr m:val=")"/>
-                    <m:grow/>
-                  </m:dPr>
-                  <m:e>
-                    <m:r>
-                      <m:t>β</m:t>
-                    </m:r>
-                  </m:e>
-                </m:d>
-                <m:r>
-                  <m:rPr>
-                    <m:sty m:val="p"/>
-                  </m:rPr>
-                  <m:t>+</m:t>
-                </m:r>
-                <m:r>
-                  <m:rPr>
-                    <m:sty m:val="p"/>
-                  </m:rPr>
-                  <m:t>cos</m:t>
-                </m:r>
-                <m:d>
-                  <m:dPr>
-                    <m:begChr m:val="("/>
-                    <m:sepChr m:val=""/>
-                    <m:endChr m:val=")"/>
-                    <m:grow/>
-                  </m:dPr>
-                  <m:e>
-                    <m:r>
-                      <m:t>α</m:t>
-                    </m:r>
-                  </m:e>
-                </m:d>
-                <m:r>
-                  <m:rPr>
-                    <m:sty m:val="p"/>
-                  </m:rPr>
-                  <m:t>sin</m:t>
-                </m:r>
-                <m:d>
-                  <m:dPr>
-                    <m:begChr m:val="("/>
-                    <m:sepChr m:val=""/>
-                    <m:endChr m:val=")"/>
-                    <m:grow/>
-                  </m:dPr>
-                  <m:e>
-                    <m:r>
-                      <m:t>β</m:t>
-                    </m:r>
-                  </m:e>
-                </m:d>
-              </m:e>
-            </m:mr>
-            <m:mr>
-              <m:e>
-                <m:r>
-                  <m:rPr>
-                    <m:sty m:val="p"/>
-                  </m:rPr>
-                  <m:t>sin</m:t>
-                </m:r>
-                <m:d>
-                  <m:dPr>
-                    <m:begChr m:val="("/>
-                    <m:sepChr m:val=""/>
-                    <m:endChr m:val=")"/>
-                    <m:grow/>
-                  </m:dPr>
-                  <m:e>
-                    <m:r>
-                      <m:t>α</m:t>
-                    </m:r>
-                    <m:r>
-                      <m:rPr>
-                        <m:sty m:val="p"/>
-                      </m:rPr>
-                      <m:t>−</m:t>
-                    </m:r>
-                    <m:r>
-                      <m:t>β</m:t>
-                    </m:r>
-                  </m:e>
-                </m:d>
-              </m:e>
-              <m:e>
-                <m:r>
-                  <m:rPr>
-                    <m:sty m:val="p"/>
-                  </m:rPr>
-                  <m:t>=</m:t>
-                </m:r>
-                <m:r>
-                  <m:rPr>
-                    <m:sty m:val="p"/>
-                  </m:rPr>
-                  <m:t>sin</m:t>
-                </m:r>
-                <m:d>
-                  <m:dPr>
-                    <m:begChr m:val="("/>
-                    <m:sepChr m:val=""/>
-                    <m:endChr m:val=")"/>
-                    <m:grow/>
-                  </m:dPr>
-                  <m:e>
-                    <m:r>
-                      <m:t>α</m:t>
-                    </m:r>
-                  </m:e>
-                </m:d>
-                <m:r>
-                  <m:rPr>
-                    <m:sty m:val="p"/>
-                  </m:rPr>
-                  <m:t>cos</m:t>
-                </m:r>
-                <m:d>
-                  <m:dPr>
-                    <m:begChr m:val="("/>
-                    <m:sepChr m:val=""/>
-                    <m:endChr m:val=")"/>
-                    <m:grow/>
-                  </m:dPr>
-                  <m:e>
-                    <m:r>
-                      <m:t>β</m:t>
-                    </m:r>
-                  </m:e>
-                </m:d>
-                <m:r>
-                  <m:rPr>
-                    <m:sty m:val="p"/>
-                  </m:rPr>
-                  <m:t>−</m:t>
-                </m:r>
-                <m:r>
-                  <m:rPr>
-                    <m:sty m:val="p"/>
-                  </m:rPr>
-                  <m:t>cos</m:t>
-                </m:r>
-                <m:d>
-                  <m:dPr>
-                    <m:begChr m:val="("/>
-                    <m:sepChr m:val=""/>
-                    <m:endChr m:val=")"/>
-                    <m:grow/>
-                  </m:dPr>
-                  <m:e>
-                    <m:r>
-                      <m:t>α</m:t>
-                    </m:r>
-                  </m:e>
-                </m:d>
-                <m:r>
-                  <m:rPr>
-                    <m:sty m:val="p"/>
-                  </m:rPr>
-                  <m:t>sin</m:t>
-                </m:r>
-                <m:d>
-                  <m:dPr>
-                    <m:begChr m:val="("/>
-                    <m:sepChr m:val=""/>
-                    <m:endChr m:val=")"/>
-                    <m:grow/>
-                  </m:dPr>
-                  <m:e>
-                    <m:r>
-                      <m:t>β</m:t>
-                    </m:r>
-                  </m:e>
-                </m:d>
-              </m:e>
-            </m:mr>
-            <m:mr>
-              <m:e>
-                <m:r>
-                  <m:rPr>
-                    <m:sty m:val="p"/>
-                  </m:rPr>
-                  <m:t>tan</m:t>
-                </m:r>
-                <m:d>
-                  <m:dPr>
-                    <m:begChr m:val="("/>
-                    <m:sepChr m:val=""/>
-                    <m:endChr m:val=")"/>
-                    <m:grow/>
-                  </m:dPr>
-                  <m:e>
-                    <m:r>
-                      <m:t>α</m:t>
-                    </m:r>
-                    <m:r>
-                      <m:rPr>
-                        <m:sty m:val="p"/>
-                      </m:rPr>
-                      <m:t>+</m:t>
-                    </m:r>
-                    <m:r>
-                      <m:t>β</m:t>
-                    </m:r>
-                  </m:e>
-                </m:d>
-              </m:e>
-              <m:e>
-                <m:r>
-                  <m:rPr>
-                    <m:sty m:val="p"/>
-                  </m:rPr>
-                  <m:t>=</m:t>
-                </m:r>
-                <m:f>
-                  <m:fPr>
-                    <m:type m:val="bar"/>
-                  </m:fPr>
-                  <m:num>
-                    <m:r>
-                      <m:rPr>
-                        <m:sty m:val="p"/>
-                      </m:rPr>
-                      <m:t>tan</m:t>
-                    </m:r>
-                    <m:d>
-                      <m:dPr>
-                        <m:begChr m:val="("/>
-                        <m:sepChr m:val=""/>
-                        <m:endChr m:val=")"/>
-                        <m:grow/>
-                      </m:dPr>
-                      <m:e>
-                        <m:r>
-                          <m:t>α</m:t>
-                        </m:r>
-                      </m:e>
-                    </m:d>
-                    <m:r>
-                      <m:rPr>
-                        <m:sty m:val="p"/>
-                      </m:rPr>
-                      <m:t>+</m:t>
-                    </m:r>
-                    <m:r>
-                      <m:rPr>
-                        <m:sty m:val="p"/>
-                      </m:rPr>
-                      <m:t>tan</m:t>
-                    </m:r>
-                    <m:d>
-                      <m:dPr>
-                        <m:begChr m:val="("/>
-                        <m:sepChr m:val=""/>
-                        <m:endChr m:val=")"/>
-                        <m:grow/>
-                      </m:dPr>
-                      <m:e>
-                        <m:r>
-                          <m:t>β</m:t>
-                        </m:r>
-                      </m:e>
-                    </m:d>
-                  </m:num>
-                  <m:den>
-                    <m:r>
-                      <m:t>1</m:t>
-                    </m:r>
-                    <m:r>
-                      <m:rPr>
-                        <m:sty m:val="p"/>
-                      </m:rPr>
-                      <m:t>−</m:t>
-                    </m:r>
-                    <m:r>
-                      <m:rPr>
-                        <m:sty m:val="p"/>
-                      </m:rPr>
-                      <m:t>tan</m:t>
-                    </m:r>
-                    <m:d>
-                      <m:dPr>
-                        <m:begChr m:val="("/>
-                        <m:sepChr m:val=""/>
-                        <m:endChr m:val=")"/>
-                        <m:grow/>
-                      </m:dPr>
-                      <m:e>
-                        <m:r>
-                          <m:t>α</m:t>
-                        </m:r>
-                      </m:e>
-                    </m:d>
-                    <m:r>
-                      <m:rPr>
-                        <m:sty m:val="p"/>
-                      </m:rPr>
-                      <m:t>tan</m:t>
-                    </m:r>
-                    <m:d>
-                      <m:dPr>
-                        <m:begChr m:val="("/>
-                        <m:sepChr m:val=""/>
-                        <m:endChr m:val=")"/>
-                        <m:grow/>
-                      </m:dPr>
-                      <m:e>
-                        <m:r>
-                          <m:t>β</m:t>
-                        </m:r>
-                      </m:e>
-                    </m:d>
-                  </m:den>
-                </m:f>
-              </m:e>
-            </m:mr>
-            <m:mr>
-              <m:e>
-                <m:r>
-                  <m:rPr>
-                    <m:sty m:val="p"/>
-                  </m:rPr>
-                  <m:t>tan</m:t>
-                </m:r>
-                <m:d>
-                  <m:dPr>
-                    <m:begChr m:val="("/>
-                    <m:sepChr m:val=""/>
-                    <m:endChr m:val=")"/>
-                    <m:grow/>
-                  </m:dPr>
-                  <m:e>
-                    <m:r>
-                      <m:t>α</m:t>
-                    </m:r>
-                    <m:r>
-                      <m:rPr>
-                        <m:sty m:val="p"/>
-                      </m:rPr>
-                      <m:t>−</m:t>
-                    </m:r>
-                    <m:r>
-                      <m:t>β</m:t>
-                    </m:r>
-                  </m:e>
-                </m:d>
-              </m:e>
-              <m:e>
-                <m:r>
-                  <m:rPr>
-                    <m:sty m:val="p"/>
-                  </m:rPr>
-                  <m:t>=</m:t>
-                </m:r>
-                <m:f>
-                  <m:fPr>
-                    <m:type m:val="bar"/>
-                  </m:fPr>
-                  <m:num>
-                    <m:r>
-                      <m:rPr>
-                        <m:sty m:val="p"/>
-                      </m:rPr>
-                      <m:t>tan</m:t>
-                    </m:r>
-                    <m:d>
-                      <m:dPr>
-                        <m:begChr m:val="("/>
-                        <m:sepChr m:val=""/>
-                        <m:endChr m:val=")"/>
-                        <m:grow/>
-                      </m:dPr>
-                      <m:e>
-                        <m:r>
-                          <m:t>α</m:t>
-                        </m:r>
-                      </m:e>
-                    </m:d>
-                    <m:r>
-                      <m:rPr>
-                        <m:sty m:val="p"/>
-                      </m:rPr>
-                      <m:t>−</m:t>
-                    </m:r>
-                    <m:r>
-                      <m:rPr>
-                        <m:sty m:val="p"/>
-                      </m:rPr>
-                      <m:t>tan</m:t>
-                    </m:r>
-                    <m:d>
-                      <m:dPr>
-                        <m:begChr m:val="("/>
-                        <m:sepChr m:val=""/>
-                        <m:endChr m:val=")"/>
-                        <m:grow/>
-                      </m:dPr>
-                      <m:e>
-                        <m:r>
-                          <m:t>β</m:t>
-                        </m:r>
-                      </m:e>
-                    </m:d>
-                  </m:num>
-                  <m:den>
-                    <m:r>
-                      <m:t>1</m:t>
-                    </m:r>
-                    <m:r>
-                      <m:rPr>
-                        <m:sty m:val="p"/>
-                      </m:rPr>
-                      <m:t>+</m:t>
-                    </m:r>
-                    <m:r>
-                      <m:rPr>
-                        <m:sty m:val="p"/>
-                      </m:rPr>
-                      <m:t>tan</m:t>
-                    </m:r>
-                    <m:d>
-                      <m:dPr>
-                        <m:begChr m:val="("/>
-                        <m:sepChr m:val=""/>
-                        <m:endChr m:val=")"/>
-                        <m:grow/>
-                      </m:dPr>
-                      <m:e>
-                        <m:r>
-                          <m:t>α</m:t>
-                        </m:r>
-                      </m:e>
-                    </m:d>
-                    <m:r>
-                      <m:rPr>
-                        <m:sty m:val="p"/>
-                      </m:rPr>
-                      <m:t>tan</m:t>
-                    </m:r>
-                    <m:d>
-                      <m:dPr>
-                        <m:begChr m:val="("/>
-                        <m:sepChr m:val=""/>
-                        <m:endChr m:val=")"/>
-                        <m:grow/>
-                      </m:dPr>
-                      <m:e>
-                        <m:r>
-                          <m:t>β</m:t>
-                        </m:r>
-                      </m:e>
-                    </m:d>
-                  </m:den>
-                </m:f>
-              </m:e>
-            </m:mr>
-          </m:m>
+          <m:eqArr>
+            <m:e>
+              <m:r>
+                <m:rPr>
+                  <m:sty m:val="p"/>
+                </m:rPr>
+                <m:t>cos</m:t>
+              </m:r>
+              <m:r>
+                <m:rPr>
+                  <m:sty m:val="p"/>
+                </m:rPr>
+                <m:t>(</m:t>
+              </m:r>
+              <m:r>
+                <m:t>α</m:t>
+              </m:r>
+              <m:r>
+                <m:rPr>
+                  <m:sty m:val="p"/>
+                </m:rPr>
+                <m:t>+</m:t>
+              </m:r>
+              <m:r>
+                <m:t>β</m:t>
+              </m:r>
+              <m:r>
+                <m:rPr>
+                  <m:sty m:val="p"/>
+                </m:rPr>
+                <m:t>)</m:t>
+              </m:r>
+              <m:r>
+                <m:t>&amp;</m:t>
+              </m:r>
+              <m:r>
+                <m:rPr>
+                  <m:sty m:val="p"/>
+                </m:rPr>
+                <m:t>=</m:t>
+              </m:r>
+              <m:r>
+                <m:rPr>
+                  <m:sty m:val="p"/>
+                </m:rPr>
+                <m:t>cos</m:t>
+              </m:r>
+              <m:r>
+                <m:rPr>
+                  <m:sty m:val="p"/>
+                </m:rPr>
+                <m:t>(</m:t>
+              </m:r>
+              <m:r>
+                <m:t>α</m:t>
+              </m:r>
+              <m:r>
+                <m:rPr>
+                  <m:sty m:val="p"/>
+                </m:rPr>
+                <m:t>)</m:t>
+              </m:r>
+              <m:r>
+                <m:rPr>
+                  <m:sty m:val="p"/>
+                </m:rPr>
+                <m:t>cos</m:t>
+              </m:r>
+              <m:r>
+                <m:rPr>
+                  <m:sty m:val="p"/>
+                </m:rPr>
+                <m:t>(</m:t>
+              </m:r>
+              <m:r>
+                <m:t>β</m:t>
+              </m:r>
+              <m:r>
+                <m:rPr>
+                  <m:sty m:val="p"/>
+                </m:rPr>
+                <m:t>)</m:t>
+              </m:r>
+              <m:r>
+                <m:rPr>
+                  <m:sty m:val="p"/>
+                </m:rPr>
+                <m:t>−</m:t>
+              </m:r>
+              <m:r>
+                <m:rPr>
+                  <m:sty m:val="p"/>
+                </m:rPr>
+                <m:t>sin</m:t>
+              </m:r>
+              <m:r>
+                <m:rPr>
+                  <m:sty m:val="p"/>
+                </m:rPr>
+                <m:t>(</m:t>
+              </m:r>
+              <m:r>
+                <m:t>α</m:t>
+              </m:r>
+              <m:r>
+                <m:rPr>
+                  <m:sty m:val="p"/>
+                </m:rPr>
+                <m:t>)</m:t>
+              </m:r>
+              <m:r>
+                <m:rPr>
+                  <m:sty m:val="p"/>
+                </m:rPr>
+                <m:t>sin</m:t>
+              </m:r>
+              <m:r>
+                <m:rPr>
+                  <m:sty m:val="p"/>
+                </m:rPr>
+                <m:t>(</m:t>
+              </m:r>
+              <m:r>
+                <m:t>β</m:t>
+              </m:r>
+              <m:r>
+                <m:rPr>
+                  <m:sty m:val="p"/>
+                </m:rPr>
+                <m:t>)</m:t>
+              </m:r>
+            </m:e>
+            <m:e>
+              <m:r>
+                <m:rPr>
+                  <m:sty m:val="p"/>
+                </m:rPr>
+                <m:t>cos</m:t>
+              </m:r>
+              <m:r>
+                <m:rPr>
+                  <m:sty m:val="p"/>
+                </m:rPr>
+                <m:t>(</m:t>
+              </m:r>
+              <m:r>
+                <m:t>α</m:t>
+              </m:r>
+              <m:r>
+                <m:rPr>
+                  <m:sty m:val="p"/>
+                </m:rPr>
+                <m:t>−</m:t>
+              </m:r>
+              <m:r>
+                <m:t>β</m:t>
+              </m:r>
+              <m:r>
+                <m:rPr>
+                  <m:sty m:val="p"/>
+                </m:rPr>
+                <m:t>)</m:t>
+              </m:r>
+              <m:r>
+                <m:t>&amp;</m:t>
+              </m:r>
+              <m:r>
+                <m:rPr>
+                  <m:sty m:val="p"/>
+                </m:rPr>
+                <m:t>=</m:t>
+              </m:r>
+              <m:r>
+                <m:rPr>
+                  <m:sty m:val="p"/>
+                </m:rPr>
+                <m:t>cos</m:t>
+              </m:r>
+              <m:r>
+                <m:rPr>
+                  <m:sty m:val="p"/>
+                </m:rPr>
+                <m:t>(</m:t>
+              </m:r>
+              <m:r>
+                <m:t>α</m:t>
+              </m:r>
+              <m:r>
+                <m:rPr>
+                  <m:sty m:val="p"/>
+                </m:rPr>
+                <m:t>)</m:t>
+              </m:r>
+              <m:r>
+                <m:rPr>
+                  <m:sty m:val="p"/>
+                </m:rPr>
+                <m:t>cos</m:t>
+              </m:r>
+              <m:r>
+                <m:rPr>
+                  <m:sty m:val="p"/>
+                </m:rPr>
+                <m:t>(</m:t>
+              </m:r>
+              <m:r>
+                <m:t>β</m:t>
+              </m:r>
+              <m:r>
+                <m:rPr>
+                  <m:sty m:val="p"/>
+                </m:rPr>
+                <m:t>)</m:t>
+              </m:r>
+              <m:r>
+                <m:rPr>
+                  <m:sty m:val="p"/>
+                </m:rPr>
+                <m:t>+</m:t>
+              </m:r>
+              <m:r>
+                <m:rPr>
+                  <m:sty m:val="p"/>
+                </m:rPr>
+                <m:t>sin</m:t>
+              </m:r>
+              <m:r>
+                <m:rPr>
+                  <m:sty m:val="p"/>
+                </m:rPr>
+                <m:t>(</m:t>
+              </m:r>
+              <m:r>
+                <m:t>α</m:t>
+              </m:r>
+              <m:r>
+                <m:rPr>
+                  <m:sty m:val="p"/>
+                </m:rPr>
+                <m:t>)</m:t>
+              </m:r>
+              <m:r>
+                <m:rPr>
+                  <m:sty m:val="p"/>
+                </m:rPr>
+                <m:t>sin</m:t>
+              </m:r>
+              <m:r>
+                <m:rPr>
+                  <m:sty m:val="p"/>
+                </m:rPr>
+                <m:t>(</m:t>
+              </m:r>
+              <m:r>
+                <m:t>β</m:t>
+              </m:r>
+              <m:r>
+                <m:rPr>
+                  <m:sty m:val="p"/>
+                </m:rPr>
+                <m:t>)</m:t>
+              </m:r>
+            </m:e>
+            <m:e>
+              <m:r>
+                <m:rPr>
+                  <m:sty m:val="p"/>
+                </m:rPr>
+                <m:t>sin</m:t>
+              </m:r>
+              <m:r>
+                <m:rPr>
+                  <m:sty m:val="p"/>
+                </m:rPr>
+                <m:t>(</m:t>
+              </m:r>
+              <m:r>
+                <m:t>α</m:t>
+              </m:r>
+              <m:r>
+                <m:rPr>
+                  <m:sty m:val="p"/>
+                </m:rPr>
+                <m:t>+</m:t>
+              </m:r>
+              <m:r>
+                <m:t>β</m:t>
+              </m:r>
+              <m:r>
+                <m:rPr>
+                  <m:sty m:val="p"/>
+                </m:rPr>
+                <m:t>)</m:t>
+              </m:r>
+              <m:r>
+                <m:t>&amp;</m:t>
+              </m:r>
+              <m:r>
+                <m:rPr>
+                  <m:sty m:val="p"/>
+                </m:rPr>
+                <m:t>=</m:t>
+              </m:r>
+              <m:r>
+                <m:rPr>
+                  <m:sty m:val="p"/>
+                </m:rPr>
+                <m:t>sin</m:t>
+              </m:r>
+              <m:r>
+                <m:rPr>
+                  <m:sty m:val="p"/>
+                </m:rPr>
+                <m:t>(</m:t>
+              </m:r>
+              <m:r>
+                <m:t>α</m:t>
+              </m:r>
+              <m:r>
+                <m:rPr>
+                  <m:sty m:val="p"/>
+                </m:rPr>
+                <m:t>)</m:t>
+              </m:r>
+              <m:r>
+                <m:rPr>
+                  <m:sty m:val="p"/>
+                </m:rPr>
+                <m:t>cos</m:t>
+              </m:r>
+              <m:r>
+                <m:rPr>
+                  <m:sty m:val="p"/>
+                </m:rPr>
+                <m:t>(</m:t>
+              </m:r>
+              <m:r>
+                <m:t>β</m:t>
+              </m:r>
+              <m:r>
+                <m:rPr>
+                  <m:sty m:val="p"/>
+                </m:rPr>
+                <m:t>)</m:t>
+              </m:r>
+              <m:r>
+                <m:rPr>
+                  <m:sty m:val="p"/>
+                </m:rPr>
+                <m:t>+</m:t>
+              </m:r>
+              <m:r>
+                <m:rPr>
+                  <m:sty m:val="p"/>
+                </m:rPr>
+                <m:t>cos</m:t>
+              </m:r>
+              <m:r>
+                <m:rPr>
+                  <m:sty m:val="p"/>
+                </m:rPr>
+                <m:t>(</m:t>
+              </m:r>
+              <m:r>
+                <m:t>α</m:t>
+              </m:r>
+              <m:r>
+                <m:rPr>
+                  <m:sty m:val="p"/>
+                </m:rPr>
+                <m:t>)</m:t>
+              </m:r>
+              <m:r>
+                <m:rPr>
+                  <m:sty m:val="p"/>
+                </m:rPr>
+                <m:t>sin</m:t>
+              </m:r>
+              <m:r>
+                <m:rPr>
+                  <m:sty m:val="p"/>
+                </m:rPr>
+                <m:t>(</m:t>
+              </m:r>
+              <m:r>
+                <m:t>β</m:t>
+              </m:r>
+              <m:r>
+                <m:rPr>
+                  <m:sty m:val="p"/>
+                </m:rPr>
+                <m:t>)</m:t>
+              </m:r>
+            </m:e>
+            <m:e>
+              <m:r>
+                <m:rPr>
+                  <m:sty m:val="p"/>
+                </m:rPr>
+                <m:t>sin</m:t>
+              </m:r>
+              <m:r>
+                <m:rPr>
+                  <m:sty m:val="p"/>
+                </m:rPr>
+                <m:t>(</m:t>
+              </m:r>
+              <m:r>
+                <m:t>α</m:t>
+              </m:r>
+              <m:r>
+                <m:rPr>
+                  <m:sty m:val="p"/>
+                </m:rPr>
+                <m:t>−</m:t>
+              </m:r>
+              <m:r>
+                <m:t>β</m:t>
+              </m:r>
+              <m:r>
+                <m:rPr>
+                  <m:sty m:val="p"/>
+                </m:rPr>
+                <m:t>)</m:t>
+              </m:r>
+              <m:r>
+                <m:t>&amp;</m:t>
+              </m:r>
+              <m:r>
+                <m:rPr>
+                  <m:sty m:val="p"/>
+                </m:rPr>
+                <m:t>=</m:t>
+              </m:r>
+              <m:r>
+                <m:rPr>
+                  <m:sty m:val="p"/>
+                </m:rPr>
+                <m:t>sin</m:t>
+              </m:r>
+              <m:r>
+                <m:rPr>
+                  <m:sty m:val="p"/>
+                </m:rPr>
+                <m:t>(</m:t>
+              </m:r>
+              <m:r>
+                <m:t>α</m:t>
+              </m:r>
+              <m:r>
+                <m:rPr>
+                  <m:sty m:val="p"/>
+                </m:rPr>
+                <m:t>)</m:t>
+              </m:r>
+              <m:r>
+                <m:rPr>
+                  <m:sty m:val="p"/>
+                </m:rPr>
+                <m:t>cos</m:t>
+              </m:r>
+              <m:r>
+                <m:rPr>
+                  <m:sty m:val="p"/>
+                </m:rPr>
+                <m:t>(</m:t>
+              </m:r>
+              <m:r>
+                <m:t>β</m:t>
+              </m:r>
+              <m:r>
+                <m:rPr>
+                  <m:sty m:val="p"/>
+                </m:rPr>
+                <m:t>)</m:t>
+              </m:r>
+              <m:r>
+                <m:rPr>
+                  <m:sty m:val="p"/>
+                </m:rPr>
+                <m:t>−</m:t>
+              </m:r>
+              <m:r>
+                <m:rPr>
+                  <m:sty m:val="p"/>
+                </m:rPr>
+                <m:t>cos</m:t>
+              </m:r>
+              <m:r>
+                <m:rPr>
+                  <m:sty m:val="p"/>
+                </m:rPr>
+                <m:t>(</m:t>
+              </m:r>
+              <m:r>
+                <m:t>α</m:t>
+              </m:r>
+              <m:r>
+                <m:rPr>
+                  <m:sty m:val="p"/>
+                </m:rPr>
+                <m:t>)</m:t>
+              </m:r>
+              <m:r>
+                <m:rPr>
+                  <m:sty m:val="p"/>
+                </m:rPr>
+                <m:t>sin</m:t>
+              </m:r>
+              <m:r>
+                <m:rPr>
+                  <m:sty m:val="p"/>
+                </m:rPr>
+                <m:t>(</m:t>
+              </m:r>
+              <m:r>
+                <m:t>β</m:t>
+              </m:r>
+              <m:r>
+                <m:rPr>
+                  <m:sty m:val="p"/>
+                </m:rPr>
+                <m:t>)</m:t>
+              </m:r>
+            </m:e>
+            <m:e>
+              <m:r>
+                <m:rPr>
+                  <m:sty m:val="p"/>
+                </m:rPr>
+                <m:t>tan</m:t>
+              </m:r>
+              <m:r>
+                <m:rPr>
+                  <m:sty m:val="p"/>
+                </m:rPr>
+                <m:t>(</m:t>
+              </m:r>
+              <m:r>
+                <m:t>α</m:t>
+              </m:r>
+              <m:r>
+                <m:rPr>
+                  <m:sty m:val="p"/>
+                </m:rPr>
+                <m:t>+</m:t>
+              </m:r>
+              <m:r>
+                <m:t>β</m:t>
+              </m:r>
+              <m:r>
+                <m:rPr>
+                  <m:sty m:val="p"/>
+                </m:rPr>
+                <m:t>)</m:t>
+              </m:r>
+              <m:r>
+                <m:t>&amp;</m:t>
+              </m:r>
+              <m:r>
+                <m:rPr>
+                  <m:sty m:val="p"/>
+                </m:rPr>
+                <m:t>=</m:t>
+              </m:r>
+              <m:f>
+                <m:fPr>
+                  <m:type m:val="bar"/>
+                </m:fPr>
+                <m:num>
+                  <m:r>
+                    <m:rPr>
+                      <m:sty m:val="p"/>
+                    </m:rPr>
+                    <m:t>tan</m:t>
+                  </m:r>
+                  <m:r>
+                    <m:rPr>
+                      <m:sty m:val="p"/>
+                    </m:rPr>
+                    <m:t>(</m:t>
+                  </m:r>
+                  <m:r>
+                    <m:t>α</m:t>
+                  </m:r>
+                  <m:r>
+                    <m:rPr>
+                      <m:sty m:val="p"/>
+                    </m:rPr>
+                    <m:t>)</m:t>
+                  </m:r>
+                  <m:r>
+                    <m:rPr>
+                      <m:sty m:val="p"/>
+                    </m:rPr>
+                    <m:t>+</m:t>
+                  </m:r>
+                  <m:r>
+                    <m:rPr>
+                      <m:sty m:val="p"/>
+                    </m:rPr>
+                    <m:t>tan</m:t>
+                  </m:r>
+                  <m:r>
+                    <m:rPr>
+                      <m:sty m:val="p"/>
+                    </m:rPr>
+                    <m:t>(</m:t>
+                  </m:r>
+                  <m:r>
+                    <m:t>β</m:t>
+                  </m:r>
+                  <m:r>
+                    <m:rPr>
+                      <m:sty m:val="p"/>
+                    </m:rPr>
+                    <m:t>)</m:t>
+                  </m:r>
+                </m:num>
+                <m:den>
+                  <m:r>
+                    <m:t>1</m:t>
+                  </m:r>
+                  <m:r>
+                    <m:rPr>
+                      <m:sty m:val="p"/>
+                    </m:rPr>
+                    <m:t>−</m:t>
+                  </m:r>
+                  <m:r>
+                    <m:rPr>
+                      <m:sty m:val="p"/>
+                    </m:rPr>
+                    <m:t>tan</m:t>
+                  </m:r>
+                  <m:r>
+                    <m:rPr>
+                      <m:sty m:val="p"/>
+                    </m:rPr>
+                    <m:t>(</m:t>
+                  </m:r>
+                  <m:r>
+                    <m:t>α</m:t>
+                  </m:r>
+                  <m:r>
+                    <m:rPr>
+                      <m:sty m:val="p"/>
+                    </m:rPr>
+                    <m:t>)</m:t>
+                  </m:r>
+                  <m:r>
+                    <m:rPr>
+                      <m:sty m:val="p"/>
+                    </m:rPr>
+                    <m:t>tan</m:t>
+                  </m:r>
+                  <m:r>
+                    <m:rPr>
+                      <m:sty m:val="p"/>
+                    </m:rPr>
+                    <m:t>(</m:t>
+                  </m:r>
+                  <m:r>
+                    <m:t>β</m:t>
+                  </m:r>
+                  <m:r>
+                    <m:rPr>
+                      <m:sty m:val="p"/>
+                    </m:rPr>
+                    <m:t>)</m:t>
+                  </m:r>
+                </m:den>
+              </m:f>
+            </m:e>
+            <m:e>
+              <m:r>
+                <m:rPr>
+                  <m:sty m:val="p"/>
+                </m:rPr>
+                <m:t>tan</m:t>
+              </m:r>
+              <m:r>
+                <m:rPr>
+                  <m:sty m:val="p"/>
+                </m:rPr>
+                <m:t>(</m:t>
+              </m:r>
+              <m:r>
+                <m:t>α</m:t>
+              </m:r>
+              <m:r>
+                <m:rPr>
+                  <m:sty m:val="p"/>
+                </m:rPr>
+                <m:t>−</m:t>
+              </m:r>
+              <m:r>
+                <m:t>β</m:t>
+              </m:r>
+              <m:r>
+                <m:rPr>
+                  <m:sty m:val="p"/>
+                </m:rPr>
+                <m:t>)</m:t>
+              </m:r>
+              <m:r>
+                <m:t>&amp;</m:t>
+              </m:r>
+              <m:r>
+                <m:rPr>
+                  <m:sty m:val="p"/>
+                </m:rPr>
+                <m:t>=</m:t>
+              </m:r>
+              <m:f>
+                <m:fPr>
+                  <m:type m:val="bar"/>
+                </m:fPr>
+                <m:num>
+                  <m:r>
+                    <m:rPr>
+                      <m:sty m:val="p"/>
+                    </m:rPr>
+                    <m:t>tan</m:t>
+                  </m:r>
+                  <m:r>
+                    <m:rPr>
+                      <m:sty m:val="p"/>
+                    </m:rPr>
+                    <m:t>(</m:t>
+                  </m:r>
+                  <m:r>
+                    <m:t>α</m:t>
+                  </m:r>
+                  <m:r>
+                    <m:rPr>
+                      <m:sty m:val="p"/>
+                    </m:rPr>
+                    <m:t>)</m:t>
+                  </m:r>
+                  <m:r>
+                    <m:rPr>
+                      <m:sty m:val="p"/>
+                    </m:rPr>
+                    <m:t>−</m:t>
+                  </m:r>
+                  <m:r>
+                    <m:rPr>
+                      <m:sty m:val="p"/>
+                    </m:rPr>
+                    <m:t>tan</m:t>
+                  </m:r>
+                  <m:r>
+                    <m:rPr>
+                      <m:sty m:val="p"/>
+                    </m:rPr>
+                    <m:t>(</m:t>
+                  </m:r>
+                  <m:r>
+                    <m:t>β</m:t>
+                  </m:r>
+                  <m:r>
+                    <m:rPr>
+                      <m:sty m:val="p"/>
+                    </m:rPr>
+                    <m:t>)</m:t>
+                  </m:r>
+                </m:num>
+                <m:den>
+                  <m:r>
+                    <m:t>1</m:t>
+                  </m:r>
+                  <m:r>
+                    <m:rPr>
+                      <m:sty m:val="p"/>
+                    </m:rPr>
+                    <m:t>+</m:t>
+                  </m:r>
+                  <m:r>
+                    <m:rPr>
+                      <m:sty m:val="p"/>
+                    </m:rPr>
+                    <m:t>tan</m:t>
+                  </m:r>
+                  <m:r>
+                    <m:rPr>
+                      <m:sty m:val="p"/>
+                    </m:rPr>
+                    <m:t>(</m:t>
+                  </m:r>
+                  <m:r>
+                    <m:t>α</m:t>
+                  </m:r>
+                  <m:r>
+                    <m:rPr>
+                      <m:sty m:val="p"/>
+                    </m:rPr>
+                    <m:t>)</m:t>
+                  </m:r>
+                  <m:r>
+                    <m:rPr>
+                      <m:sty m:val="p"/>
+                    </m:rPr>
+                    <m:t>tan</m:t>
+                  </m:r>
+                  <m:r>
+                    <m:rPr>
+                      <m:sty m:val="p"/>
+                    </m:rPr>
+                    <m:t>(</m:t>
+                  </m:r>
+                  <m:r>
+                    <m:t>β</m:t>
+                  </m:r>
+                  <m:r>
+                    <m:rPr>
+                      <m:sty m:val="p"/>
+                    </m:rPr>
+                    <m:t>)</m:t>
+                  </m:r>
+                </m:den>
+              </m:f>
+            </m:e>
+          </m:eqArr>
         </m:oMath>
       </m:oMathPara>
     </w:p>
@@ -1748,299 +1775,296 @@
           <m:jc m:val="center"/>
         </m:oMathParaPr>
         <m:oMath>
-          <m:m>
-            <m:mPr>
-              <m:baseJc m:val="center"/>
-              <m:plcHide m:val="on"/>
-              <m:mcs>
-                <m:mc>
-                  <m:mcPr>
-                    <m:mcJc m:val="right"/>
-                    <m:count m:val="1"/>
-                  </m:mcPr>
-                </m:mc>
-                <m:mc>
-                  <m:mcPr>
-                    <m:mcJc m:val="left"/>
-                    <m:count m:val="1"/>
-                  </m:mcPr>
-                </m:mc>
-              </m:mcs>
-            </m:mPr>
-            <m:mr>
-              <m:e>
-                <m:r>
-                  <m:rPr>
-                    <m:sty m:val="p"/>
-                  </m:rPr>
-                  <m:t>cos</m:t>
-                </m:r>
-                <m:d>
-                  <m:dPr>
-                    <m:begChr m:val="("/>
-                    <m:sepChr m:val=""/>
-                    <m:endChr m:val=")"/>
-                    <m:grow/>
-                  </m:dPr>
-                  <m:e>
-                    <m:r>
-                      <m:t>2</m:t>
-                    </m:r>
-                    <m:r>
-                      <m:t>θ</m:t>
-                    </m:r>
-                  </m:e>
-                </m:d>
-              </m:e>
-              <m:e>
-                <m:r>
-                  <m:rPr>
-                    <m:sty m:val="p"/>
-                  </m:rPr>
-                  <m:t>=</m:t>
-                </m:r>
-                <m:sSup>
-                  <m:e>
-                    <m:r>
-                      <m:rPr>
-                        <m:sty m:val="p"/>
-                      </m:rPr>
-                      <m:t>cos</m:t>
-                    </m:r>
-                  </m:e>
-                  <m:sup>
-                    <m:r>
-                      <m:t>2</m:t>
-                    </m:r>
-                  </m:sup>
-                </m:sSup>
-                <m:d>
-                  <m:dPr>
-                    <m:begChr m:val="("/>
-                    <m:sepChr m:val=""/>
-                    <m:endChr m:val=")"/>
-                    <m:grow/>
-                  </m:dPr>
-                  <m:e>
-                    <m:r>
-                      <m:t>θ</m:t>
-                    </m:r>
-                  </m:e>
-                </m:d>
-                <m:r>
-                  <m:rPr>
-                    <m:sty m:val="p"/>
-                  </m:rPr>
-                  <m:t>−</m:t>
-                </m:r>
-                <m:sSup>
-                  <m:e>
-                    <m:r>
-                      <m:rPr>
-                        <m:sty m:val="p"/>
-                      </m:rPr>
-                      <m:t>sin</m:t>
-                    </m:r>
-                  </m:e>
-                  <m:sup>
-                    <m:r>
-                      <m:t>2</m:t>
-                    </m:r>
-                  </m:sup>
-                </m:sSup>
-                <m:d>
-                  <m:dPr>
-                    <m:begChr m:val="("/>
-                    <m:sepChr m:val=""/>
-                    <m:endChr m:val=")"/>
-                    <m:grow/>
-                  </m:dPr>
-                  <m:e>
-                    <m:r>
-                      <m:t>θ</m:t>
-                    </m:r>
-                  </m:e>
-                </m:d>
-              </m:e>
-            </m:mr>
-            <m:mr>
-              <m:e>
-                <m:r>
-                  <m:rPr>
-                    <m:sty m:val="p"/>
-                  </m:rPr>
-                  <m:t>sin</m:t>
-                </m:r>
-                <m:d>
-                  <m:dPr>
-                    <m:begChr m:val="("/>
-                    <m:sepChr m:val=""/>
-                    <m:endChr m:val=")"/>
-                    <m:grow/>
-                  </m:dPr>
-                  <m:e>
-                    <m:r>
-                      <m:t>2</m:t>
-                    </m:r>
-                    <m:r>
-                      <m:t>θ</m:t>
-                    </m:r>
-                  </m:e>
-                </m:d>
-              </m:e>
-              <m:e>
-                <m:r>
-                  <m:rPr>
-                    <m:sty m:val="p"/>
-                  </m:rPr>
-                  <m:t>=</m:t>
-                </m:r>
-                <m:r>
-                  <m:t>2</m:t>
-                </m:r>
-                <m:r>
-                  <m:rPr>
-                    <m:sty m:val="p"/>
-                  </m:rPr>
-                  <m:t>sin</m:t>
-                </m:r>
-                <m:d>
-                  <m:dPr>
-                    <m:begChr m:val="("/>
-                    <m:sepChr m:val=""/>
-                    <m:endChr m:val=")"/>
-                    <m:grow/>
-                  </m:dPr>
-                  <m:e>
-                    <m:r>
-                      <m:t>θ</m:t>
-                    </m:r>
-                  </m:e>
-                </m:d>
-                <m:r>
-                  <m:rPr>
-                    <m:sty m:val="p"/>
-                  </m:rPr>
-                  <m:t>cos</m:t>
-                </m:r>
-                <m:d>
-                  <m:dPr>
-                    <m:begChr m:val="("/>
-                    <m:sepChr m:val=""/>
-                    <m:endChr m:val=")"/>
-                    <m:grow/>
-                  </m:dPr>
-                  <m:e>
-                    <m:r>
-                      <m:t>θ</m:t>
-                    </m:r>
-                  </m:e>
-                </m:d>
-              </m:e>
-            </m:mr>
-            <m:mr>
-              <m:e>
-                <m:r>
-                  <m:rPr>
-                    <m:sty m:val="p"/>
-                  </m:rPr>
-                  <m:t>tan</m:t>
-                </m:r>
-                <m:d>
-                  <m:dPr>
-                    <m:begChr m:val="("/>
-                    <m:sepChr m:val=""/>
-                    <m:endChr m:val=")"/>
-                    <m:grow/>
-                  </m:dPr>
-                  <m:e>
-                    <m:r>
-                      <m:t>2</m:t>
-                    </m:r>
-                    <m:r>
-                      <m:t>θ</m:t>
-                    </m:r>
-                  </m:e>
-                </m:d>
-              </m:e>
-              <m:e>
-                <m:r>
-                  <m:rPr>
-                    <m:sty m:val="p"/>
-                  </m:rPr>
-                  <m:t>=</m:t>
-                </m:r>
-                <m:f>
-                  <m:fPr>
-                    <m:type m:val="bar"/>
-                  </m:fPr>
-                  <m:num>
-                    <m:r>
-                      <m:t>2</m:t>
-                    </m:r>
-                    <m:r>
-                      <m:rPr>
-                        <m:sty m:val="p"/>
-                      </m:rPr>
-                      <m:t>tan</m:t>
-                    </m:r>
-                    <m:d>
-                      <m:dPr>
-                        <m:begChr m:val="("/>
-                        <m:sepChr m:val=""/>
-                        <m:endChr m:val=")"/>
-                        <m:grow/>
-                      </m:dPr>
-                      <m:e>
-                        <m:r>
-                          <m:t>θ</m:t>
-                        </m:r>
-                      </m:e>
-                    </m:d>
-                  </m:num>
-                  <m:den>
-                    <m:r>
-                      <m:t>1</m:t>
-                    </m:r>
-                    <m:r>
-                      <m:rPr>
-                        <m:sty m:val="p"/>
-                      </m:rPr>
-                      <m:t>−</m:t>
-                    </m:r>
-                    <m:sSup>
-                      <m:e>
-                        <m:r>
-                          <m:rPr>
-                            <m:sty m:val="p"/>
-                          </m:rPr>
-                          <m:t>tan</m:t>
-                        </m:r>
-                      </m:e>
-                      <m:sup>
-                        <m:r>
-                          <m:t>2</m:t>
-                        </m:r>
-                      </m:sup>
-                    </m:sSup>
-                    <m:d>
-                      <m:dPr>
-                        <m:begChr m:val="("/>
-                        <m:sepChr m:val=""/>
-                        <m:endChr m:val=")"/>
-                        <m:grow/>
-                      </m:dPr>
-                      <m:e>
-                        <m:r>
-                          <m:t>θ</m:t>
-                        </m:r>
-                      </m:e>
-                    </m:d>
-                  </m:den>
-                </m:f>
-              </m:e>
-            </m:mr>
-          </m:m>
+          <m:eqArr>
+            <m:e>
+              <m:r>
+                <m:rPr>
+                  <m:sty m:val="p"/>
+                </m:rPr>
+                <m:t>cos</m:t>
+              </m:r>
+              <m:r>
+                <m:rPr>
+                  <m:sty m:val="p"/>
+                </m:rPr>
+                <m:t>(</m:t>
+              </m:r>
+              <m:r>
+                <m:t>2</m:t>
+              </m:r>
+              <m:r>
+                <m:t>θ</m:t>
+              </m:r>
+              <m:r>
+                <m:rPr>
+                  <m:sty m:val="p"/>
+                </m:rPr>
+                <m:t>)</m:t>
+              </m:r>
+              <m:r>
+                <m:t>&amp;</m:t>
+              </m:r>
+              <m:r>
+                <m:rPr>
+                  <m:sty m:val="p"/>
+                </m:rPr>
+                <m:t>=</m:t>
+              </m:r>
+              <m:sSup>
+                <m:e>
+                  <m:r>
+                    <m:rPr>
+                      <m:sty m:val="p"/>
+                    </m:rPr>
+                    <m:t>cos</m:t>
+                  </m:r>
+                </m:e>
+                <m:sup>
+                  <m:r>
+                    <m:t>2</m:t>
+                  </m:r>
+                </m:sup>
+              </m:sSup>
+              <m:r>
+                <m:rPr>
+                  <m:sty m:val="p"/>
+                </m:rPr>
+                <m:t>(</m:t>
+              </m:r>
+              <m:r>
+                <m:t>θ</m:t>
+              </m:r>
+              <m:r>
+                <m:rPr>
+                  <m:sty m:val="p"/>
+                </m:rPr>
+                <m:t>)</m:t>
+              </m:r>
+              <m:r>
+                <m:rPr>
+                  <m:sty m:val="p"/>
+                </m:rPr>
+                <m:t>−</m:t>
+              </m:r>
+              <m:sSup>
+                <m:e>
+                  <m:r>
+                    <m:rPr>
+                      <m:sty m:val="p"/>
+                    </m:rPr>
+                    <m:t>sin</m:t>
+                  </m:r>
+                </m:e>
+                <m:sup>
+                  <m:r>
+                    <m:t>2</m:t>
+                  </m:r>
+                </m:sup>
+              </m:sSup>
+              <m:r>
+                <m:rPr>
+                  <m:sty m:val="p"/>
+                </m:rPr>
+                <m:t>(</m:t>
+              </m:r>
+              <m:r>
+                <m:t>θ</m:t>
+              </m:r>
+              <m:r>
+                <m:rPr>
+                  <m:sty m:val="p"/>
+                </m:rPr>
+                <m:t>)</m:t>
+              </m:r>
+            </m:e>
+            <m:e>
+              <m:r>
+                <m:rPr>
+                  <m:sty m:val="p"/>
+                </m:rPr>
+                <m:t>sin</m:t>
+              </m:r>
+              <m:r>
+                <m:rPr>
+                  <m:sty m:val="p"/>
+                </m:rPr>
+                <m:t>(</m:t>
+              </m:r>
+              <m:r>
+                <m:t>2</m:t>
+              </m:r>
+              <m:r>
+                <m:t>θ</m:t>
+              </m:r>
+              <m:r>
+                <m:rPr>
+                  <m:sty m:val="p"/>
+                </m:rPr>
+                <m:t>)</m:t>
+              </m:r>
+              <m:r>
+                <m:t>&amp;</m:t>
+              </m:r>
+              <m:r>
+                <m:rPr>
+                  <m:sty m:val="p"/>
+                </m:rPr>
+                <m:t>=</m:t>
+              </m:r>
+              <m:r>
+                <m:t>2</m:t>
+              </m:r>
+              <m:r>
+                <m:rPr>
+                  <m:sty m:val="p"/>
+                </m:rPr>
+                <m:t>sin</m:t>
+              </m:r>
+              <m:r>
+                <m:rPr>
+                  <m:sty m:val="p"/>
+                </m:rPr>
+                <m:t>(</m:t>
+              </m:r>
+              <m:r>
+                <m:t>θ</m:t>
+              </m:r>
+              <m:r>
+                <m:rPr>
+                  <m:sty m:val="p"/>
+                </m:rPr>
+                <m:t>)</m:t>
+              </m:r>
+              <m:r>
+                <m:rPr>
+                  <m:sty m:val="p"/>
+                </m:rPr>
+                <m:t>cos</m:t>
+              </m:r>
+              <m:r>
+                <m:rPr>
+                  <m:sty m:val="p"/>
+                </m:rPr>
+                <m:t>(</m:t>
+              </m:r>
+              <m:r>
+                <m:t>θ</m:t>
+              </m:r>
+              <m:r>
+                <m:rPr>
+                  <m:sty m:val="p"/>
+                </m:rPr>
+                <m:t>)</m:t>
+              </m:r>
+            </m:e>
+            <m:e>
+              <m:r>
+                <m:rPr>
+                  <m:sty m:val="p"/>
+                </m:rPr>
+                <m:t>tan</m:t>
+              </m:r>
+              <m:r>
+                <m:rPr>
+                  <m:sty m:val="p"/>
+                </m:rPr>
+                <m:t>(</m:t>
+              </m:r>
+              <m:r>
+                <m:t>2</m:t>
+              </m:r>
+              <m:r>
+                <m:t>θ</m:t>
+              </m:r>
+              <m:r>
+                <m:rPr>
+                  <m:sty m:val="p"/>
+                </m:rPr>
+                <m:t>)</m:t>
+              </m:r>
+              <m:r>
+                <m:t>&amp;</m:t>
+              </m:r>
+              <m:r>
+                <m:rPr>
+                  <m:sty m:val="p"/>
+                </m:rPr>
+                <m:t>=</m:t>
+              </m:r>
+              <m:f>
+                <m:fPr>
+                  <m:type m:val="bar"/>
+                </m:fPr>
+                <m:num>
+                  <m:r>
+                    <m:t>2</m:t>
+                  </m:r>
+                  <m:r>
+                    <m:rPr>
+                      <m:sty m:val="p"/>
+                    </m:rPr>
+                    <m:t>tan</m:t>
+                  </m:r>
+                  <m:r>
+                    <m:rPr>
+                      <m:sty m:val="p"/>
+                    </m:rPr>
+                    <m:t>(</m:t>
+                  </m:r>
+                  <m:r>
+                    <m:t>θ</m:t>
+                  </m:r>
+                  <m:r>
+                    <m:rPr>
+                      <m:sty m:val="p"/>
+                    </m:rPr>
+                    <m:t>)</m:t>
+                  </m:r>
+                </m:num>
+                <m:den>
+                  <m:r>
+                    <m:t>1</m:t>
+                  </m:r>
+                  <m:r>
+                    <m:rPr>
+                      <m:sty m:val="p"/>
+                    </m:rPr>
+                    <m:t>−</m:t>
+                  </m:r>
+                  <m:sSup>
+                    <m:e>
+                      <m:r>
+                        <m:rPr>
+                          <m:sty m:val="p"/>
+                        </m:rPr>
+                        <m:t>tan</m:t>
+                      </m:r>
+                    </m:e>
+                    <m:sup>
+                      <m:r>
+                        <m:t>2</m:t>
+                      </m:r>
+                    </m:sup>
+                  </m:sSup>
+                  <m:r>
+                    <m:rPr>
+                      <m:sty m:val="p"/>
+                    </m:rPr>
+                    <m:t>(</m:t>
+                  </m:r>
+                  <m:r>
+                    <m:t>θ</m:t>
+                  </m:r>
+                  <m:r>
+                    <m:rPr>
+                      <m:sty m:val="p"/>
+                    </m:rPr>
+                    <m:t>)</m:t>
+                  </m:r>
+                </m:den>
+              </m:f>
+            </m:e>
+          </m:eqArr>
         </m:oMath>
       </m:oMathPara>
     </w:p>
@@ -2084,576 +2108,566 @@
           <m:jc m:val="center"/>
         </m:oMathParaPr>
         <m:oMath>
-          <m:m>
-            <m:mPr>
-              <m:baseJc m:val="center"/>
-              <m:plcHide m:val="on"/>
-              <m:mcs>
-                <m:mc>
-                  <m:mcPr>
-                    <m:mcJc m:val="right"/>
-                    <m:count m:val="1"/>
-                  </m:mcPr>
-                </m:mc>
-                <m:mc>
-                  <m:mcPr>
-                    <m:mcJc m:val="left"/>
-                    <m:count m:val="1"/>
-                  </m:mcPr>
-                </m:mc>
-              </m:mcs>
-            </m:mPr>
-            <m:mr>
-              <m:e>
-                <m:r>
-                  <m:rPr>
-                    <m:sty m:val="p"/>
-                  </m:rPr>
-                  <m:t>cos</m:t>
-                </m:r>
-                <m:d>
-                  <m:dPr>
-                    <m:begChr m:val="("/>
-                    <m:sepChr m:val=""/>
-                    <m:endChr m:val=")"/>
-                    <m:grow/>
-                  </m:dPr>
-                  <m:e>
-                    <m:r>
-                      <m:t>θ</m:t>
-                    </m:r>
-                    <m:r>
-                      <m:rPr>
-                        <m:sty m:val="p"/>
-                      </m:rPr>
-                      <m:t>+</m:t>
-                    </m:r>
-                    <m:f>
-                      <m:fPr>
-                        <m:type m:val="bar"/>
-                      </m:fPr>
-                      <m:num>
-                        <m:r>
-                          <m:t>π</m:t>
-                        </m:r>
-                      </m:num>
-                      <m:den>
-                        <m:r>
-                          <m:t>2</m:t>
-                        </m:r>
-                      </m:den>
-                    </m:f>
-                  </m:e>
-                </m:d>
-              </m:e>
-              <m:e>
-                <m:r>
-                  <m:rPr>
-                    <m:sty m:val="p"/>
-                  </m:rPr>
-                  <m:t>=</m:t>
-                </m:r>
-                <m:r>
-                  <m:rPr>
-                    <m:sty m:val="p"/>
-                  </m:rPr>
-                  <m:t>−</m:t>
-                </m:r>
-                <m:r>
-                  <m:rPr>
-                    <m:sty m:val="p"/>
-                  </m:rPr>
-                  <m:t>sin</m:t>
-                </m:r>
-                <m:d>
-                  <m:dPr>
-                    <m:begChr m:val="("/>
-                    <m:sepChr m:val=""/>
-                    <m:endChr m:val=")"/>
-                    <m:grow/>
-                  </m:dPr>
-                  <m:e>
-                    <m:r>
-                      <m:t>θ</m:t>
-                    </m:r>
-                  </m:e>
-                </m:d>
-              </m:e>
-            </m:mr>
-            <m:mr>
-              <m:e>
-                <m:r>
-                  <m:rPr>
-                    <m:sty m:val="p"/>
-                  </m:rPr>
-                  <m:t>cos</m:t>
-                </m:r>
-                <m:d>
-                  <m:dPr>
-                    <m:begChr m:val="("/>
-                    <m:sepChr m:val=""/>
-                    <m:endChr m:val=")"/>
-                    <m:grow/>
-                  </m:dPr>
-                  <m:e>
-                    <m:r>
-                      <m:t>θ</m:t>
-                    </m:r>
-                    <m:r>
-                      <m:rPr>
-                        <m:sty m:val="p"/>
-                      </m:rPr>
-                      <m:t>−</m:t>
-                    </m:r>
-                    <m:f>
-                      <m:fPr>
-                        <m:type m:val="bar"/>
-                      </m:fPr>
-                      <m:num>
-                        <m:r>
-                          <m:t>π</m:t>
-                        </m:r>
-                      </m:num>
-                      <m:den>
-                        <m:r>
-                          <m:t>2</m:t>
-                        </m:r>
-                      </m:den>
-                    </m:f>
-                  </m:e>
-                </m:d>
-              </m:e>
-              <m:e>
-                <m:r>
-                  <m:rPr>
-                    <m:sty m:val="p"/>
-                  </m:rPr>
-                  <m:t>=</m:t>
-                </m:r>
-                <m:r>
-                  <m:rPr>
-                    <m:sty m:val="p"/>
-                  </m:rPr>
-                  <m:t>sin</m:t>
-                </m:r>
-                <m:d>
-                  <m:dPr>
-                    <m:begChr m:val="("/>
-                    <m:sepChr m:val=""/>
-                    <m:endChr m:val=")"/>
-                    <m:grow/>
-                  </m:dPr>
-                  <m:e>
-                    <m:r>
-                      <m:t>θ</m:t>
-                    </m:r>
-                  </m:e>
-                </m:d>
-              </m:e>
-            </m:mr>
-            <m:mr>
-              <m:e>
-                <m:r>
-                  <m:rPr>
-                    <m:sty m:val="p"/>
-                  </m:rPr>
-                  <m:t>sin</m:t>
-                </m:r>
-                <m:d>
-                  <m:dPr>
-                    <m:begChr m:val="("/>
-                    <m:sepChr m:val=""/>
-                    <m:endChr m:val=")"/>
-                    <m:grow/>
-                  </m:dPr>
-                  <m:e>
-                    <m:r>
-                      <m:t>θ</m:t>
-                    </m:r>
-                    <m:r>
-                      <m:rPr>
-                        <m:sty m:val="p"/>
-                      </m:rPr>
-                      <m:t>+</m:t>
-                    </m:r>
-                    <m:f>
-                      <m:fPr>
-                        <m:type m:val="bar"/>
-                      </m:fPr>
-                      <m:num>
-                        <m:r>
-                          <m:t>π</m:t>
-                        </m:r>
-                      </m:num>
-                      <m:den>
-                        <m:r>
-                          <m:t>2</m:t>
-                        </m:r>
-                      </m:den>
-                    </m:f>
-                  </m:e>
-                </m:d>
-              </m:e>
-              <m:e>
-                <m:r>
-                  <m:rPr>
-                    <m:sty m:val="p"/>
-                  </m:rPr>
-                  <m:t>=</m:t>
-                </m:r>
-                <m:r>
-                  <m:rPr>
-                    <m:sty m:val="p"/>
-                  </m:rPr>
-                  <m:t>cos</m:t>
-                </m:r>
-                <m:d>
-                  <m:dPr>
-                    <m:begChr m:val="("/>
-                    <m:sepChr m:val=""/>
-                    <m:endChr m:val=")"/>
-                    <m:grow/>
-                  </m:dPr>
-                  <m:e>
-                    <m:r>
-                      <m:t>θ</m:t>
-                    </m:r>
-                  </m:e>
-                </m:d>
-              </m:e>
-            </m:mr>
-            <m:mr>
-              <m:e>
-                <m:r>
-                  <m:rPr>
-                    <m:sty m:val="p"/>
-                  </m:rPr>
-                  <m:t>sin</m:t>
-                </m:r>
-                <m:d>
-                  <m:dPr>
-                    <m:begChr m:val="("/>
-                    <m:sepChr m:val=""/>
-                    <m:endChr m:val=")"/>
-                    <m:grow/>
-                  </m:dPr>
-                  <m:e>
-                    <m:r>
-                      <m:t>θ</m:t>
-                    </m:r>
-                    <m:r>
-                      <m:rPr>
-                        <m:sty m:val="p"/>
-                      </m:rPr>
-                      <m:t>−</m:t>
-                    </m:r>
-                    <m:f>
-                      <m:fPr>
-                        <m:type m:val="bar"/>
-                      </m:fPr>
-                      <m:num>
-                        <m:r>
-                          <m:t>π</m:t>
-                        </m:r>
-                      </m:num>
-                      <m:den>
-                        <m:r>
-                          <m:t>2</m:t>
-                        </m:r>
-                      </m:den>
-                    </m:f>
-                  </m:e>
-                </m:d>
-              </m:e>
-              <m:e>
-                <m:r>
-                  <m:rPr>
-                    <m:sty m:val="p"/>
-                  </m:rPr>
-                  <m:t>=</m:t>
-                </m:r>
-                <m:r>
-                  <m:rPr>
-                    <m:sty m:val="p"/>
-                  </m:rPr>
-                  <m:t>−</m:t>
-                </m:r>
-                <m:r>
-                  <m:rPr>
-                    <m:sty m:val="p"/>
-                  </m:rPr>
-                  <m:t>cos</m:t>
-                </m:r>
-                <m:d>
-                  <m:dPr>
-                    <m:begChr m:val="("/>
-                    <m:sepChr m:val=""/>
-                    <m:endChr m:val=")"/>
-                    <m:grow/>
-                  </m:dPr>
-                  <m:e>
-                    <m:r>
-                      <m:t>θ</m:t>
-                    </m:r>
-                  </m:e>
-                </m:d>
-              </m:e>
-            </m:mr>
-            <m:mr>
-              <m:e>
-                <m:r>
-                  <m:rPr>
-                    <m:sty m:val="p"/>
-                  </m:rPr>
-                  <m:t>cos</m:t>
-                </m:r>
-                <m:d>
-                  <m:dPr>
-                    <m:begChr m:val="("/>
-                    <m:sepChr m:val=""/>
-                    <m:endChr m:val=")"/>
-                    <m:grow/>
-                  </m:dPr>
-                  <m:e>
-                    <m:r>
-                      <m:t>θ</m:t>
-                    </m:r>
-                    <m:r>
-                      <m:rPr>
-                        <m:sty m:val="p"/>
-                      </m:rPr>
-                      <m:t>±</m:t>
-                    </m:r>
-                    <m:r>
-                      <m:t>π</m:t>
-                    </m:r>
-                  </m:e>
-                </m:d>
-              </m:e>
-              <m:e>
-                <m:r>
-                  <m:rPr>
-                    <m:sty m:val="p"/>
-                  </m:rPr>
-                  <m:t>=</m:t>
-                </m:r>
-                <m:r>
-                  <m:rPr>
-                    <m:sty m:val="p"/>
-                  </m:rPr>
-                  <m:t>−</m:t>
-                </m:r>
-                <m:r>
-                  <m:rPr>
-                    <m:sty m:val="p"/>
-                  </m:rPr>
-                  <m:t>cos</m:t>
-                </m:r>
-                <m:d>
-                  <m:dPr>
-                    <m:begChr m:val="("/>
-                    <m:sepChr m:val=""/>
-                    <m:endChr m:val=")"/>
-                    <m:grow/>
-                  </m:dPr>
-                  <m:e>
-                    <m:r>
-                      <m:t>θ</m:t>
-                    </m:r>
-                  </m:e>
-                </m:d>
-              </m:e>
-            </m:mr>
-            <m:mr>
-              <m:e>
-                <m:r>
-                  <m:rPr>
-                    <m:sty m:val="p"/>
-                  </m:rPr>
-                  <m:t>sin</m:t>
-                </m:r>
-                <m:d>
-                  <m:dPr>
-                    <m:begChr m:val="("/>
-                    <m:sepChr m:val=""/>
-                    <m:endChr m:val=")"/>
-                    <m:grow/>
-                  </m:dPr>
-                  <m:e>
-                    <m:r>
-                      <m:t>θ</m:t>
-                    </m:r>
-                    <m:r>
-                      <m:rPr>
-                        <m:sty m:val="p"/>
-                      </m:rPr>
-                      <m:t>±</m:t>
-                    </m:r>
-                    <m:r>
-                      <m:t>π</m:t>
-                    </m:r>
-                  </m:e>
-                </m:d>
-              </m:e>
-              <m:e>
-                <m:r>
-                  <m:rPr>
-                    <m:sty m:val="p"/>
-                  </m:rPr>
-                  <m:t>=</m:t>
-                </m:r>
-                <m:r>
-                  <m:rPr>
-                    <m:sty m:val="p"/>
-                  </m:rPr>
-                  <m:t>−</m:t>
-                </m:r>
-                <m:r>
-                  <m:rPr>
-                    <m:sty m:val="p"/>
-                  </m:rPr>
-                  <m:t>sin</m:t>
-                </m:r>
-                <m:d>
-                  <m:dPr>
-                    <m:begChr m:val="("/>
-                    <m:sepChr m:val=""/>
-                    <m:endChr m:val=")"/>
-                    <m:grow/>
-                  </m:dPr>
-                  <m:e>
-                    <m:r>
-                      <m:t>θ</m:t>
-                    </m:r>
-                  </m:e>
-                </m:d>
-              </m:e>
-            </m:mr>
-            <m:mr>
-              <m:e>
-                <m:r>
-                  <m:rPr>
-                    <m:sty m:val="p"/>
-                  </m:rPr>
-                  <m:t>sin</m:t>
-                </m:r>
-                <m:d>
-                  <m:dPr>
-                    <m:begChr m:val="("/>
-                    <m:sepChr m:val=""/>
-                    <m:endChr m:val=")"/>
-                    <m:grow/>
-                  </m:dPr>
-                  <m:e>
-                    <m:r>
-                      <m:t>π</m:t>
-                    </m:r>
-                    <m:r>
-                      <m:rPr>
-                        <m:sty m:val="p"/>
-                      </m:rPr>
-                      <m:t>−</m:t>
-                    </m:r>
-                    <m:r>
-                      <m:t>θ</m:t>
-                    </m:r>
-                  </m:e>
-                </m:d>
-              </m:e>
-              <m:e>
-                <m:r>
-                  <m:rPr>
-                    <m:sty m:val="p"/>
-                  </m:rPr>
-                  <m:t>=</m:t>
-                </m:r>
-                <m:r>
-                  <m:rPr>
-                    <m:sty m:val="p"/>
-                  </m:rPr>
-                  <m:t>sin</m:t>
-                </m:r>
-                <m:d>
-                  <m:dPr>
-                    <m:begChr m:val="("/>
-                    <m:sepChr m:val=""/>
-                    <m:endChr m:val=")"/>
-                    <m:grow/>
-                  </m:dPr>
-                  <m:e>
-                    <m:r>
-                      <m:t>θ</m:t>
-                    </m:r>
-                  </m:e>
-                </m:d>
-              </m:e>
-            </m:mr>
-            <m:mr>
-              <m:e>
-                <m:r>
-                  <m:rPr>
-                    <m:sty m:val="p"/>
-                  </m:rPr>
-                  <m:t>cos</m:t>
-                </m:r>
-                <m:d>
-                  <m:dPr>
-                    <m:begChr m:val="("/>
-                    <m:sepChr m:val=""/>
-                    <m:endChr m:val=")"/>
-                    <m:grow/>
-                  </m:dPr>
-                  <m:e>
-                    <m:r>
-                      <m:t>π</m:t>
-                    </m:r>
-                    <m:r>
-                      <m:rPr>
-                        <m:sty m:val="p"/>
-                      </m:rPr>
-                      <m:t>−</m:t>
-                    </m:r>
-                    <m:r>
-                      <m:t>θ</m:t>
-                    </m:r>
-                  </m:e>
-                </m:d>
-              </m:e>
-              <m:e>
-                <m:r>
-                  <m:rPr>
-                    <m:sty m:val="p"/>
-                  </m:rPr>
-                  <m:t>=</m:t>
-                </m:r>
-                <m:r>
-                  <m:rPr>
-                    <m:sty m:val="p"/>
-                  </m:rPr>
-                  <m:t>−</m:t>
-                </m:r>
-                <m:r>
-                  <m:rPr>
-                    <m:sty m:val="p"/>
-                  </m:rPr>
-                  <m:t>cos</m:t>
-                </m:r>
-                <m:d>
-                  <m:dPr>
-                    <m:begChr m:val="("/>
-                    <m:sepChr m:val=""/>
-                    <m:endChr m:val=")"/>
-                    <m:grow/>
-                  </m:dPr>
-                  <m:e>
-                    <m:r>
-                      <m:t>θ</m:t>
-                    </m:r>
-                  </m:e>
-                </m:d>
-              </m:e>
-            </m:mr>
-          </m:m>
+          <m:eqArr>
+            <m:e>
+              <m:r>
+                <m:rPr>
+                  <m:sty m:val="p"/>
+                </m:rPr>
+                <m:t>cos</m:t>
+              </m:r>
+              <m:d>
+                <m:dPr>
+                  <m:begChr m:val="("/>
+                  <m:sepChr m:val=""/>
+                  <m:endChr m:val=")"/>
+                  <m:grow/>
+                </m:dPr>
+                <m:e>
+                  <m:r>
+                    <m:t>θ</m:t>
+                  </m:r>
+                  <m:r>
+                    <m:rPr>
+                      <m:sty m:val="p"/>
+                    </m:rPr>
+                    <m:t>+</m:t>
+                  </m:r>
+                  <m:f>
+                    <m:fPr>
+                      <m:type m:val="bar"/>
+                    </m:fPr>
+                    <m:num>
+                      <m:r>
+                        <m:t>π</m:t>
+                      </m:r>
+                    </m:num>
+                    <m:den>
+                      <m:r>
+                        <m:t>2</m:t>
+                      </m:r>
+                    </m:den>
+                  </m:f>
+                </m:e>
+              </m:d>
+              <m:r>
+                <m:t>&amp;</m:t>
+              </m:r>
+              <m:r>
+                <m:rPr>
+                  <m:sty m:val="p"/>
+                </m:rPr>
+                <m:t>=</m:t>
+              </m:r>
+              <m:r>
+                <m:rPr>
+                  <m:sty m:val="p"/>
+                </m:rPr>
+                <m:t>−</m:t>
+              </m:r>
+              <m:r>
+                <m:rPr>
+                  <m:sty m:val="p"/>
+                </m:rPr>
+                <m:t>sin</m:t>
+              </m:r>
+              <m:r>
+                <m:rPr>
+                  <m:sty m:val="p"/>
+                </m:rPr>
+                <m:t>(</m:t>
+              </m:r>
+              <m:r>
+                <m:t>θ</m:t>
+              </m:r>
+              <m:r>
+                <m:rPr>
+                  <m:sty m:val="p"/>
+                </m:rPr>
+                <m:t>)</m:t>
+              </m:r>
+            </m:e>
+            <m:e>
+              <m:r>
+                <m:rPr>
+                  <m:sty m:val="p"/>
+                </m:rPr>
+                <m:t>cos</m:t>
+              </m:r>
+              <m:d>
+                <m:dPr>
+                  <m:begChr m:val="("/>
+                  <m:sepChr m:val=""/>
+                  <m:endChr m:val=")"/>
+                  <m:grow/>
+                </m:dPr>
+                <m:e>
+                  <m:r>
+                    <m:t>θ</m:t>
+                  </m:r>
+                  <m:r>
+                    <m:rPr>
+                      <m:sty m:val="p"/>
+                    </m:rPr>
+                    <m:t>−</m:t>
+                  </m:r>
+                  <m:f>
+                    <m:fPr>
+                      <m:type m:val="bar"/>
+                    </m:fPr>
+                    <m:num>
+                      <m:r>
+                        <m:t>π</m:t>
+                      </m:r>
+                    </m:num>
+                    <m:den>
+                      <m:r>
+                        <m:t>2</m:t>
+                      </m:r>
+                    </m:den>
+                  </m:f>
+                </m:e>
+              </m:d>
+              <m:r>
+                <m:t>&amp;</m:t>
+              </m:r>
+              <m:r>
+                <m:rPr>
+                  <m:sty m:val="p"/>
+                </m:rPr>
+                <m:t>=</m:t>
+              </m:r>
+              <m:r>
+                <m:rPr>
+                  <m:sty m:val="p"/>
+                </m:rPr>
+                <m:t>sin</m:t>
+              </m:r>
+              <m:r>
+                <m:rPr>
+                  <m:sty m:val="p"/>
+                </m:rPr>
+                <m:t>(</m:t>
+              </m:r>
+              <m:r>
+                <m:t>θ</m:t>
+              </m:r>
+              <m:r>
+                <m:rPr>
+                  <m:sty m:val="p"/>
+                </m:rPr>
+                <m:t>)</m:t>
+              </m:r>
+            </m:e>
+            <m:e>
+              <m:r>
+                <m:rPr>
+                  <m:sty m:val="p"/>
+                </m:rPr>
+                <m:t>sin</m:t>
+              </m:r>
+              <m:d>
+                <m:dPr>
+                  <m:begChr m:val="("/>
+                  <m:sepChr m:val=""/>
+                  <m:endChr m:val=")"/>
+                  <m:grow/>
+                </m:dPr>
+                <m:e>
+                  <m:r>
+                    <m:t>θ</m:t>
+                  </m:r>
+                  <m:r>
+                    <m:rPr>
+                      <m:sty m:val="p"/>
+                    </m:rPr>
+                    <m:t>+</m:t>
+                  </m:r>
+                  <m:f>
+                    <m:fPr>
+                      <m:type m:val="bar"/>
+                    </m:fPr>
+                    <m:num>
+                      <m:r>
+                        <m:t>π</m:t>
+                      </m:r>
+                    </m:num>
+                    <m:den>
+                      <m:r>
+                        <m:t>2</m:t>
+                      </m:r>
+                    </m:den>
+                  </m:f>
+                </m:e>
+              </m:d>
+              <m:r>
+                <m:t>&amp;</m:t>
+              </m:r>
+              <m:r>
+                <m:rPr>
+                  <m:sty m:val="p"/>
+                </m:rPr>
+                <m:t>=</m:t>
+              </m:r>
+              <m:r>
+                <m:rPr>
+                  <m:sty m:val="p"/>
+                </m:rPr>
+                <m:t>cos</m:t>
+              </m:r>
+              <m:r>
+                <m:rPr>
+                  <m:sty m:val="p"/>
+                </m:rPr>
+                <m:t>(</m:t>
+              </m:r>
+              <m:r>
+                <m:t>θ</m:t>
+              </m:r>
+              <m:r>
+                <m:rPr>
+                  <m:sty m:val="p"/>
+                </m:rPr>
+                <m:t>)</m:t>
+              </m:r>
+            </m:e>
+            <m:e>
+              <m:r>
+                <m:rPr>
+                  <m:sty m:val="p"/>
+                </m:rPr>
+                <m:t>sin</m:t>
+              </m:r>
+              <m:d>
+                <m:dPr>
+                  <m:begChr m:val="("/>
+                  <m:sepChr m:val=""/>
+                  <m:endChr m:val=")"/>
+                  <m:grow/>
+                </m:dPr>
+                <m:e>
+                  <m:r>
+                    <m:t>θ</m:t>
+                  </m:r>
+                  <m:r>
+                    <m:rPr>
+                      <m:sty m:val="p"/>
+                    </m:rPr>
+                    <m:t>−</m:t>
+                  </m:r>
+                  <m:f>
+                    <m:fPr>
+                      <m:type m:val="bar"/>
+                    </m:fPr>
+                    <m:num>
+                      <m:r>
+                        <m:t>π</m:t>
+                      </m:r>
+                    </m:num>
+                    <m:den>
+                      <m:r>
+                        <m:t>2</m:t>
+                      </m:r>
+                    </m:den>
+                  </m:f>
+                </m:e>
+              </m:d>
+              <m:r>
+                <m:t>&amp;</m:t>
+              </m:r>
+              <m:r>
+                <m:rPr>
+                  <m:sty m:val="p"/>
+                </m:rPr>
+                <m:t>=</m:t>
+              </m:r>
+              <m:r>
+                <m:rPr>
+                  <m:sty m:val="p"/>
+                </m:rPr>
+                <m:t>−</m:t>
+              </m:r>
+              <m:r>
+                <m:rPr>
+                  <m:sty m:val="p"/>
+                </m:rPr>
+                <m:t>cos</m:t>
+              </m:r>
+              <m:r>
+                <m:rPr>
+                  <m:sty m:val="p"/>
+                </m:rPr>
+                <m:t>(</m:t>
+              </m:r>
+              <m:r>
+                <m:t>θ</m:t>
+              </m:r>
+              <m:r>
+                <m:rPr>
+                  <m:sty m:val="p"/>
+                </m:rPr>
+                <m:t>)</m:t>
+              </m:r>
+            </m:e>
+            <m:e>
+              <m:r>
+                <m:rPr>
+                  <m:sty m:val="p"/>
+                </m:rPr>
+                <m:t>cos</m:t>
+              </m:r>
+              <m:d>
+                <m:dPr>
+                  <m:begChr m:val="("/>
+                  <m:sepChr m:val=""/>
+                  <m:endChr m:val=")"/>
+                  <m:grow/>
+                </m:dPr>
+                <m:e>
+                  <m:r>
+                    <m:t>θ</m:t>
+                  </m:r>
+                  <m:r>
+                    <m:rPr>
+                      <m:sty m:val="p"/>
+                    </m:rPr>
+                    <m:t>±</m:t>
+                  </m:r>
+                  <m:r>
+                    <m:t>π</m:t>
+                  </m:r>
+                </m:e>
+              </m:d>
+              <m:r>
+                <m:t>&amp;</m:t>
+              </m:r>
+              <m:r>
+                <m:rPr>
+                  <m:sty m:val="p"/>
+                </m:rPr>
+                <m:t>=</m:t>
+              </m:r>
+              <m:r>
+                <m:rPr>
+                  <m:sty m:val="p"/>
+                </m:rPr>
+                <m:t>−</m:t>
+              </m:r>
+              <m:r>
+                <m:rPr>
+                  <m:sty m:val="p"/>
+                </m:rPr>
+                <m:t>cos</m:t>
+              </m:r>
+              <m:r>
+                <m:rPr>
+                  <m:sty m:val="p"/>
+                </m:rPr>
+                <m:t>(</m:t>
+              </m:r>
+              <m:r>
+                <m:t>θ</m:t>
+              </m:r>
+              <m:r>
+                <m:rPr>
+                  <m:sty m:val="p"/>
+                </m:rPr>
+                <m:t>)</m:t>
+              </m:r>
+            </m:e>
+            <m:e>
+              <m:r>
+                <m:rPr>
+                  <m:sty m:val="p"/>
+                </m:rPr>
+                <m:t>sin</m:t>
+              </m:r>
+              <m:d>
+                <m:dPr>
+                  <m:begChr m:val="("/>
+                  <m:sepChr m:val=""/>
+                  <m:endChr m:val=")"/>
+                  <m:grow/>
+                </m:dPr>
+                <m:e>
+                  <m:r>
+                    <m:t>θ</m:t>
+                  </m:r>
+                  <m:r>
+                    <m:rPr>
+                      <m:sty m:val="p"/>
+                    </m:rPr>
+                    <m:t>±</m:t>
+                  </m:r>
+                  <m:r>
+                    <m:t>π</m:t>
+                  </m:r>
+                </m:e>
+              </m:d>
+              <m:r>
+                <m:t>&amp;</m:t>
+              </m:r>
+              <m:r>
+                <m:rPr>
+                  <m:sty m:val="p"/>
+                </m:rPr>
+                <m:t>=</m:t>
+              </m:r>
+              <m:r>
+                <m:rPr>
+                  <m:sty m:val="p"/>
+                </m:rPr>
+                <m:t>−</m:t>
+              </m:r>
+              <m:r>
+                <m:rPr>
+                  <m:sty m:val="p"/>
+                </m:rPr>
+                <m:t>sin</m:t>
+              </m:r>
+              <m:r>
+                <m:rPr>
+                  <m:sty m:val="p"/>
+                </m:rPr>
+                <m:t>(</m:t>
+              </m:r>
+              <m:r>
+                <m:t>θ</m:t>
+              </m:r>
+              <m:r>
+                <m:rPr>
+                  <m:sty m:val="p"/>
+                </m:rPr>
+                <m:t>)</m:t>
+              </m:r>
+            </m:e>
+            <m:e>
+              <m:r>
+                <m:rPr>
+                  <m:sty m:val="p"/>
+                </m:rPr>
+                <m:t>sin</m:t>
+              </m:r>
+              <m:d>
+                <m:dPr>
+                  <m:begChr m:val="("/>
+                  <m:sepChr m:val=""/>
+                  <m:endChr m:val=")"/>
+                  <m:grow/>
+                </m:dPr>
+                <m:e>
+                  <m:r>
+                    <m:t>π</m:t>
+                  </m:r>
+                  <m:r>
+                    <m:rPr>
+                      <m:sty m:val="p"/>
+                    </m:rPr>
+                    <m:t>−</m:t>
+                  </m:r>
+                  <m:r>
+                    <m:t>θ</m:t>
+                  </m:r>
+                </m:e>
+              </m:d>
+              <m:r>
+                <m:t>&amp;</m:t>
+              </m:r>
+              <m:r>
+                <m:rPr>
+                  <m:sty m:val="p"/>
+                </m:rPr>
+                <m:t>=</m:t>
+              </m:r>
+              <m:r>
+                <m:rPr>
+                  <m:sty m:val="p"/>
+                </m:rPr>
+                <m:t>sin</m:t>
+              </m:r>
+              <m:r>
+                <m:rPr>
+                  <m:sty m:val="p"/>
+                </m:rPr>
+                <m:t>(</m:t>
+              </m:r>
+              <m:r>
+                <m:t>θ</m:t>
+              </m:r>
+              <m:r>
+                <m:rPr>
+                  <m:sty m:val="p"/>
+                </m:rPr>
+                <m:t>)</m:t>
+              </m:r>
+            </m:e>
+            <m:e>
+              <m:r>
+                <m:rPr>
+                  <m:sty m:val="p"/>
+                </m:rPr>
+                <m:t>cos</m:t>
+              </m:r>
+              <m:d>
+                <m:dPr>
+                  <m:begChr m:val="("/>
+                  <m:sepChr m:val=""/>
+                  <m:endChr m:val=")"/>
+                  <m:grow/>
+                </m:dPr>
+                <m:e>
+                  <m:r>
+                    <m:t>π</m:t>
+                  </m:r>
+                  <m:r>
+                    <m:rPr>
+                      <m:sty m:val="p"/>
+                    </m:rPr>
+                    <m:t>−</m:t>
+                  </m:r>
+                  <m:r>
+                    <m:t>θ</m:t>
+                  </m:r>
+                </m:e>
+              </m:d>
+              <m:r>
+                <m:t>&amp;</m:t>
+              </m:r>
+              <m:r>
+                <m:rPr>
+                  <m:sty m:val="p"/>
+                </m:rPr>
+                <m:t>=</m:t>
+              </m:r>
+              <m:r>
+                <m:rPr>
+                  <m:sty m:val="p"/>
+                </m:rPr>
+                <m:t>−</m:t>
+              </m:r>
+              <m:r>
+                <m:rPr>
+                  <m:sty m:val="p"/>
+                </m:rPr>
+                <m:t>cos</m:t>
+              </m:r>
+              <m:r>
+                <m:rPr>
+                  <m:sty m:val="p"/>
+                </m:rPr>
+                <m:t>(</m:t>
+              </m:r>
+              <m:r>
+                <m:t>θ</m:t>
+              </m:r>
+              <m:r>
+                <m:rPr>
+                  <m:sty m:val="p"/>
+                </m:rPr>
+                <m:t>)</m:t>
+              </m:r>
+            </m:e>
+          </m:eqArr>
         </m:oMath>
       </m:oMathPara>
     </w:p>
@@ -2810,19 +2824,21 @@
                 </m:rPr>
                 <m:t>sin</m:t>
               </m:r>
-              <m:d>
-                <m:dPr>
-                  <m:begChr m:val="("/>
-                  <m:sepChr m:val=""/>
-                  <m:endChr m:val=")"/>
-                  <m:grow/>
-                </m:dPr>
-                <m:e>
-                  <m:r>
-                    <m:t>α</m:t>
-                  </m:r>
-                </m:e>
-              </m:d>
+              <m:r>
+                <m:rPr>
+                  <m:sty m:val="p"/>
+                </m:rPr>
+                <m:t>(</m:t>
+              </m:r>
+              <m:r>
+                <m:t>α</m:t>
+              </m:r>
+              <m:r>
+                <m:rPr>
+                  <m:sty m:val="p"/>
+                </m:rPr>
+                <m:t>)</m:t>
+              </m:r>
             </m:num>
             <m:den>
               <m:r>
@@ -2847,19 +2863,21 @@
                 </m:rPr>
                 <m:t>sin</m:t>
               </m:r>
-              <m:d>
-                <m:dPr>
-                  <m:begChr m:val="("/>
-                  <m:sepChr m:val=""/>
-                  <m:endChr m:val=")"/>
-                  <m:grow/>
-                </m:dPr>
-                <m:e>
-                  <m:r>
-                    <m:t>β</m:t>
-                  </m:r>
-                </m:e>
-              </m:d>
+              <m:r>
+                <m:rPr>
+                  <m:sty m:val="p"/>
+                </m:rPr>
+                <m:t>(</m:t>
+              </m:r>
+              <m:r>
+                <m:t>β</m:t>
+              </m:r>
+              <m:r>
+                <m:rPr>
+                  <m:sty m:val="p"/>
+                </m:rPr>
+                <m:t>)</m:t>
+              </m:r>
             </m:num>
             <m:den>
               <m:r>
@@ -2884,19 +2902,21 @@
                 </m:rPr>
                 <m:t>sin</m:t>
               </m:r>
-              <m:d>
-                <m:dPr>
-                  <m:begChr m:val="("/>
-                  <m:sepChr m:val=""/>
-                  <m:endChr m:val=")"/>
-                  <m:grow/>
-                </m:dPr>
-                <m:e>
-                  <m:r>
-                    <m:t>γ</m:t>
-                  </m:r>
-                </m:e>
-              </m:d>
+              <m:r>
+                <m:rPr>
+                  <m:sty m:val="p"/>
+                </m:rPr>
+                <m:t>(</m:t>
+              </m:r>
+              <m:r>
+                <m:t>γ</m:t>
+              </m:r>
+              <m:r>
+                <m:rPr>
+                  <m:sty m:val="p"/>
+                </m:rPr>
+                <m:t>)</m:t>
+              </m:r>
             </m:num>
             <m:den>
               <m:r>
@@ -3009,19 +3029,21 @@
             </m:rPr>
             <m:t>cos</m:t>
           </m:r>
-          <m:d>
-            <m:dPr>
-              <m:begChr m:val="("/>
-              <m:sepChr m:val=""/>
-              <m:endChr m:val=")"/>
-              <m:grow/>
-            </m:dPr>
-            <m:e>
-              <m:r>
-                <m:t>α</m:t>
-              </m:r>
-            </m:e>
-          </m:d>
+          <m:r>
+            <m:rPr>
+              <m:sty m:val="p"/>
+            </m:rPr>
+            <m:t>(</m:t>
+          </m:r>
+          <m:r>
+            <m:t>α</m:t>
+          </m:r>
+          <m:r>
+            <m:rPr>
+              <m:sty m:val="p"/>
+            </m:rPr>
+            <m:t>)</m:t>
+          </m:r>
           <m:r>
             <m:rPr>
               <m:sty m:val="p"/>
@@ -4069,8 +4091,8 @@
         </w:pict>
       </w:r>
     </w:p>
-    <w:bookmarkEnd w:id="22"/>
-    <w:bookmarkStart w:id="24" w:name="version-history"/>
+    <w:bookmarkEnd w:id="11"/>
+    <w:bookmarkStart w:id="13" w:name="version-history"/>
     <w:p>
       <w:pPr>
         <w:pStyle w:val="Heading2"/>
@@ -4091,7 +4113,7 @@
       <w:pPr>
         <w:pStyle w:val="BodyText"/>
       </w:pPr>
-      <w:hyperlink r:id="rId23">
+      <w:hyperlink r:id="rId12">
         <w:r>
           <w:rPr>
             <w:rStyle w:val="Hyperlink"/>
@@ -4100,7 +4122,7 @@
         </w:r>
       </w:hyperlink>
     </w:p>
-    <w:bookmarkEnd w:id="24"/>
+    <w:bookmarkEnd w:id="13"/>
     <w:sectPr>
       <w:pgSz w:h="15840" w:w="12240"/>
       <w:pgMar w:bottom="1440" w:footer="720" w:gutter="0" w:header="720" w:left="1440" w:right="1440" w:top="1440"/>
